--- a/outputs/reports/07_Final_Capstone_Report_Household_Energy_Monitoring.docx
+++ b/outputs/reports/07_Final_Capstone_Report_Household_Energy_Monitoring.docx
@@ -5,17 +5,11 @@
     <w:p>
       <w:pPr>
         <w:spacing w:after="1200"/>
-        <w:rPr>
-          <w:rFonts w:hint="eastAsia"/>
-        </w:rPr>
       </w:pPr>
     </w:p>
     <w:p>
       <w:pPr>
         <w:spacing w:after="280"/>
-        <w:rPr>
-          <w:rFonts w:hint="eastAsia"/>
-        </w:rPr>
       </w:pPr>
       <w:r>
         <w:rPr>
@@ -40,9 +34,6 @@
     <w:p>
       <w:pPr>
         <w:spacing w:before="120"/>
-        <w:rPr>
-          <w:rFonts w:hint="eastAsia"/>
-        </w:rPr>
       </w:pPr>
       <w:r>
         <w:rPr>
@@ -55,9 +46,6 @@
     <w:p>
       <w:pPr>
         <w:spacing w:after="560"/>
-        <w:rPr>
-          <w:rFonts w:hint="eastAsia"/>
-        </w:rPr>
       </w:pPr>
     </w:p>
     <w:tbl>
@@ -88,9 +76,6 @@
           <w:p>
             <w:pPr>
               <w:spacing w:after="100"/>
-              <w:rPr>
-                <w:rFonts w:hint="eastAsia"/>
-              </w:rPr>
             </w:pPr>
             <w:r>
               <w:rPr>
@@ -103,9 +88,6 @@
           <w:p>
             <w:pPr>
               <w:spacing w:after="0"/>
-              <w:rPr>
-                <w:rFonts w:hint="eastAsia"/>
-              </w:rPr>
             </w:pPr>
             <w:r>
               <w:rPr>
@@ -120,17 +102,11 @@
     <w:p>
       <w:pPr>
         <w:spacing w:after="0"/>
-        <w:rPr>
-          <w:rFonts w:hint="eastAsia"/>
-        </w:rPr>
       </w:pPr>
     </w:p>
     <w:p>
       <w:pPr>
         <w:spacing w:after="760"/>
-        <w:rPr>
-          <w:rFonts w:hint="eastAsia"/>
-        </w:rPr>
       </w:pPr>
     </w:p>
     <w:tbl>
@@ -163,11 +139,6 @@
             </w:tcMar>
           </w:tcPr>
           <w:p>
-            <w:pPr>
-              <w:rPr>
-                <w:rFonts w:hint="eastAsia"/>
-              </w:rPr>
-            </w:pPr>
             <w:r>
               <w:rPr>
                 <w:b/>
@@ -189,11 +160,6 @@
             </w:tcMar>
           </w:tcPr>
           <w:p>
-            <w:pPr>
-              <w:rPr>
-                <w:rFonts w:hint="eastAsia"/>
-              </w:rPr>
-            </w:pPr>
             <w:r>
               <w:rPr>
                 <w:sz w:val="18"/>
@@ -216,11 +182,6 @@
             </w:tcMar>
           </w:tcPr>
           <w:p>
-            <w:pPr>
-              <w:rPr>
-                <w:rFonts w:hint="eastAsia"/>
-              </w:rPr>
-            </w:pPr>
             <w:r>
               <w:rPr>
                 <w:b/>
@@ -242,11 +203,6 @@
             </w:tcMar>
           </w:tcPr>
           <w:p>
-            <w:pPr>
-              <w:rPr>
-                <w:rFonts w:hint="eastAsia"/>
-              </w:rPr>
-            </w:pPr>
             <w:r>
               <w:rPr>
                 <w:sz w:val="18"/>
@@ -269,11 +225,6 @@
             </w:tcMar>
           </w:tcPr>
           <w:p>
-            <w:pPr>
-              <w:rPr>
-                <w:rFonts w:hint="eastAsia"/>
-              </w:rPr>
-            </w:pPr>
             <w:r>
               <w:rPr>
                 <w:b/>
@@ -295,11 +246,6 @@
             </w:tcMar>
           </w:tcPr>
           <w:p>
-            <w:pPr>
-              <w:rPr>
-                <w:rFonts w:hint="eastAsia"/>
-              </w:rPr>
-            </w:pPr>
             <w:r>
               <w:rPr>
                 <w:sz w:val="18"/>
@@ -322,11 +268,6 @@
             </w:tcMar>
           </w:tcPr>
           <w:p>
-            <w:pPr>
-              <w:rPr>
-                <w:rFonts w:hint="eastAsia"/>
-              </w:rPr>
-            </w:pPr>
             <w:r>
               <w:rPr>
                 <w:b/>
@@ -348,11 +289,6 @@
             </w:tcMar>
           </w:tcPr>
           <w:p>
-            <w:pPr>
-              <w:rPr>
-                <w:rFonts w:hint="eastAsia"/>
-              </w:rPr>
-            </w:pPr>
             <w:r>
               <w:rPr>
                 <w:sz w:val="18"/>
@@ -375,11 +311,6 @@
             </w:tcMar>
           </w:tcPr>
           <w:p>
-            <w:pPr>
-              <w:rPr>
-                <w:rFonts w:hint="eastAsia"/>
-              </w:rPr>
-            </w:pPr>
             <w:r>
               <w:rPr>
                 <w:b/>
@@ -401,11 +332,6 @@
             </w:tcMar>
           </w:tcPr>
           <w:p>
-            <w:pPr>
-              <w:rPr>
-                <w:rFonts w:hint="eastAsia"/>
-              </w:rPr>
-            </w:pPr>
             <w:r>
               <w:rPr>
                 <w:sz w:val="18"/>
@@ -417,11 +343,6 @@
       </w:tr>
     </w:tbl>
     <w:p>
-      <w:pPr>
-        <w:rPr>
-          <w:rFonts w:hint="eastAsia"/>
-        </w:rPr>
-      </w:pPr>
       <w:r>
         <w:br w:type="page"/>
       </w:r>
@@ -436,51 +357,26 @@
       </w:r>
     </w:p>
     <w:p>
-      <w:pPr>
-        <w:rPr>
-          <w:rFonts w:hint="eastAsia"/>
-        </w:rPr>
-      </w:pPr>
       <w:r>
         <w:t>Many households see their electricity use mainly through a monthly bill. That timing can limit the opportunity to respond when consumption is rising. The problem became particularly relevant in the Philippine and Meralco context during the 2026 public discussion of bill shock, when higher rates and household usage combined to increase financial pressure. This project addresses only the consumption component: it forecasts daily household electricity use and supports earlier, advisory monitoring. It does not reproduce an official Meralco bill.</w:t>
       </w:r>
     </w:p>
     <w:p>
-      <w:pPr>
-        <w:rPr>
-          <w:rFonts w:hint="eastAsia"/>
-        </w:rPr>
-      </w:pPr>
       <w:r>
         <w:t>The analysis used the UCI Individual Household Electric Power Consumption dataset, containing 2,075,259 minute-level observations from one household in France between December 2006 and November 2010. After cleaning, coverage filtering and daily aggregation, 1,417 daily records were usable. Time-aware feature construction yielded 1,147 complete modeling rows and 22 selected predictors.</w:t>
       </w:r>
     </w:p>
     <w:p>
-      <w:pPr>
-        <w:rPr>
-          <w:rFonts w:hint="eastAsia"/>
-        </w:rPr>
-      </w:pPr>
       <w:r>
         <w:t>Five forecasting approaches were evaluated: persistence, seasonal naive, Ridge Regression, Random Forest and XGBoost. Model selection used chronological validation rather than the final test period. XGBoost achieved the lowest validation MAE and was evaluated once on 173 chronologically later test observations. It produced an MAE of 3.7232 kWh, RMSE of 5.1040 kWh, MAPE of 18.73 percent and R squared of 0.5458. Its MAE was approximately 35 percent lower than the seasonal-naive baseline.</w:t>
       </w:r>
     </w:p>
     <w:p>
-      <w:pPr>
-        <w:rPr>
-          <w:rFonts w:hint="eastAsia"/>
-        </w:rPr>
-      </w:pPr>
       <w:r>
         <w:t>Forecast performance did not translate into a reliable high-consumption alarm. The original warning rule achieved 71.43 percent precision but only 21.74 percent recall, detecting 5 of 23 high-use test days. High-use days also had more than twice the MAE of normal days. This is the most important operational limitation and determines the recommended deployment posture: forecasting demonstration first, silent validation second, and customer alerts only after prospective calibration.</w:t>
       </w:r>
     </w:p>
     <w:p>
-      <w:pPr>
-        <w:rPr>
-          <w:rFonts w:hint="eastAsia"/>
-        </w:rPr>
-      </w:pPr>
       <w:r>
         <w:t>The proposed proof-of-concept dashboard converts the model into an understandable monitoring experience. It combines historical consumption, a next-day forecast, a prediction interval, a rolling household baseline, configurable advisory levels, important forecast drivers and optional cost estimation based on a user-supplied rate. The design is local-first and clearly labels outputs as estimates. A working local deployment, monitoring plan and demonstration media belong to the optional deployment step.</w:t>
       </w:r>
@@ -537,9 +433,6 @@
           <w:p>
             <w:pPr>
               <w:spacing w:after="0"/>
-              <w:rPr>
-                <w:rFonts w:hint="eastAsia"/>
-              </w:rPr>
             </w:pPr>
             <w:r>
               <w:rPr>
@@ -566,9 +459,6 @@
           <w:p>
             <w:pPr>
               <w:spacing w:after="0"/>
-              <w:rPr>
-                <w:rFonts w:hint="eastAsia"/>
-              </w:rPr>
             </w:pPr>
             <w:r>
               <w:rPr>
@@ -595,9 +485,6 @@
           <w:p>
             <w:pPr>
               <w:spacing w:after="0"/>
-              <w:rPr>
-                <w:rFonts w:hint="eastAsia"/>
-              </w:rPr>
             </w:pPr>
             <w:r>
               <w:rPr>
@@ -629,9 +516,6 @@
           <w:p>
             <w:pPr>
               <w:spacing w:after="0"/>
-              <w:rPr>
-                <w:rFonts w:hint="eastAsia"/>
-              </w:rPr>
             </w:pPr>
             <w:r>
               <w:rPr>
@@ -655,9 +539,6 @@
           <w:p>
             <w:pPr>
               <w:spacing w:after="0"/>
-              <w:rPr>
-                <w:rFonts w:hint="eastAsia"/>
-              </w:rPr>
             </w:pPr>
             <w:r>
               <w:rPr>
@@ -681,9 +562,6 @@
           <w:p>
             <w:pPr>
               <w:spacing w:after="0"/>
-              <w:rPr>
-                <w:rFonts w:hint="eastAsia"/>
-              </w:rPr>
             </w:pPr>
             <w:r>
               <w:rPr>
@@ -714,9 +592,6 @@
           <w:p>
             <w:pPr>
               <w:spacing w:after="0"/>
-              <w:rPr>
-                <w:rFonts w:hint="eastAsia"/>
-              </w:rPr>
             </w:pPr>
             <w:r>
               <w:rPr>
@@ -741,9 +616,6 @@
           <w:p>
             <w:pPr>
               <w:spacing w:after="0"/>
-              <w:rPr>
-                <w:rFonts w:hint="eastAsia"/>
-              </w:rPr>
             </w:pPr>
             <w:r>
               <w:rPr>
@@ -768,9 +640,6 @@
           <w:p>
             <w:pPr>
               <w:spacing w:after="0"/>
-              <w:rPr>
-                <w:rFonts w:hint="eastAsia"/>
-              </w:rPr>
             </w:pPr>
             <w:r>
               <w:rPr>
@@ -800,9 +669,6 @@
           <w:p>
             <w:pPr>
               <w:spacing w:after="0"/>
-              <w:rPr>
-                <w:rFonts w:hint="eastAsia"/>
-              </w:rPr>
             </w:pPr>
             <w:r>
               <w:rPr>
@@ -826,9 +692,6 @@
           <w:p>
             <w:pPr>
               <w:spacing w:after="0"/>
-              <w:rPr>
-                <w:rFonts w:hint="eastAsia"/>
-              </w:rPr>
             </w:pPr>
             <w:r>
               <w:rPr>
@@ -852,9 +715,6 @@
           <w:p>
             <w:pPr>
               <w:spacing w:after="0"/>
-              <w:rPr>
-                <w:rFonts w:hint="eastAsia"/>
-              </w:rPr>
             </w:pPr>
             <w:r>
               <w:rPr>
@@ -885,9 +745,6 @@
           <w:p>
             <w:pPr>
               <w:spacing w:after="0"/>
-              <w:rPr>
-                <w:rFonts w:hint="eastAsia"/>
-              </w:rPr>
             </w:pPr>
             <w:r>
               <w:rPr>
@@ -912,9 +769,6 @@
           <w:p>
             <w:pPr>
               <w:spacing w:after="0"/>
-              <w:rPr>
-                <w:rFonts w:hint="eastAsia"/>
-              </w:rPr>
             </w:pPr>
             <w:r>
               <w:rPr>
@@ -939,9 +793,6 @@
           <w:p>
             <w:pPr>
               <w:spacing w:after="0"/>
-              <w:rPr>
-                <w:rFonts w:hint="eastAsia"/>
-              </w:rPr>
             </w:pPr>
             <w:r>
               <w:rPr>
@@ -971,9 +822,6 @@
           <w:p>
             <w:pPr>
               <w:spacing w:after="0"/>
-              <w:rPr>
-                <w:rFonts w:hint="eastAsia"/>
-              </w:rPr>
             </w:pPr>
             <w:r>
               <w:rPr>
@@ -997,9 +845,6 @@
           <w:p>
             <w:pPr>
               <w:spacing w:after="0"/>
-              <w:rPr>
-                <w:rFonts w:hint="eastAsia"/>
-              </w:rPr>
             </w:pPr>
             <w:r>
               <w:rPr>
@@ -1023,9 +868,6 @@
           <w:p>
             <w:pPr>
               <w:spacing w:after="0"/>
-              <w:rPr>
-                <w:rFonts w:hint="eastAsia"/>
-              </w:rPr>
             </w:pPr>
             <w:r>
               <w:rPr>
@@ -1056,9 +898,6 @@
           <w:p>
             <w:pPr>
               <w:spacing w:after="0"/>
-              <w:rPr>
-                <w:rFonts w:hint="eastAsia"/>
-              </w:rPr>
             </w:pPr>
             <w:r>
               <w:rPr>
@@ -1083,9 +922,6 @@
           <w:p>
             <w:pPr>
               <w:spacing w:after="0"/>
-              <w:rPr>
-                <w:rFonts w:hint="eastAsia"/>
-              </w:rPr>
             </w:pPr>
             <w:r>
               <w:rPr>
@@ -1110,9 +946,6 @@
           <w:p>
             <w:pPr>
               <w:spacing w:after="0"/>
-              <w:rPr>
-                <w:rFonts w:hint="eastAsia"/>
-              </w:rPr>
             </w:pPr>
             <w:r>
               <w:rPr>
@@ -1127,9 +960,6 @@
     <w:p>
       <w:pPr>
         <w:spacing w:after="0"/>
-        <w:rPr>
-          <w:rFonts w:hint="eastAsia"/>
-        </w:rPr>
       </w:pPr>
     </w:p>
     <w:p>
@@ -1143,9 +973,6 @@
     <w:p>
       <w:pPr>
         <w:spacing w:after="60"/>
-        <w:rPr>
-          <w:rFonts w:hint="eastAsia"/>
-        </w:rPr>
       </w:pPr>
       <w:r>
         <w:rPr>
@@ -1158,9 +985,6 @@
     <w:p>
       <w:pPr>
         <w:spacing w:after="60"/>
-        <w:rPr>
-          <w:rFonts w:hint="eastAsia"/>
-        </w:rPr>
       </w:pPr>
       <w:r>
         <w:rPr>
@@ -1173,9 +997,6 @@
     <w:p>
       <w:pPr>
         <w:spacing w:after="60"/>
-        <w:rPr>
-          <w:rFonts w:hint="eastAsia"/>
-        </w:rPr>
       </w:pPr>
       <w:r>
         <w:rPr>
@@ -1188,9 +1009,6 @@
     <w:p>
       <w:pPr>
         <w:spacing w:after="60"/>
-        <w:rPr>
-          <w:rFonts w:hint="eastAsia"/>
-        </w:rPr>
       </w:pPr>
       <w:r>
         <w:rPr>
@@ -1203,9 +1021,6 @@
     <w:p>
       <w:pPr>
         <w:spacing w:after="60"/>
-        <w:rPr>
-          <w:rFonts w:hint="eastAsia"/>
-        </w:rPr>
       </w:pPr>
       <w:r>
         <w:rPr>
@@ -1218,9 +1033,6 @@
     <w:p>
       <w:pPr>
         <w:spacing w:after="60"/>
-        <w:rPr>
-          <w:rFonts w:hint="eastAsia"/>
-        </w:rPr>
       </w:pPr>
       <w:r>
         <w:rPr>
@@ -1233,9 +1045,6 @@
     <w:p>
       <w:pPr>
         <w:spacing w:after="60"/>
-        <w:rPr>
-          <w:rFonts w:hint="eastAsia"/>
-        </w:rPr>
       </w:pPr>
       <w:r>
         <w:rPr>
@@ -1248,9 +1057,6 @@
     <w:p>
       <w:pPr>
         <w:spacing w:after="60"/>
-        <w:rPr>
-          <w:rFonts w:hint="eastAsia"/>
-        </w:rPr>
       </w:pPr>
       <w:r>
         <w:rPr>
@@ -1263,9 +1069,6 @@
     <w:p>
       <w:pPr>
         <w:spacing w:after="60"/>
-        <w:rPr>
-          <w:rFonts w:hint="eastAsia"/>
-        </w:rPr>
       </w:pPr>
       <w:r>
         <w:rPr>
@@ -1278,9 +1081,6 @@
     <w:p>
       <w:pPr>
         <w:spacing w:after="60"/>
-        <w:rPr>
-          <w:rFonts w:hint="eastAsia"/>
-        </w:rPr>
       </w:pPr>
       <w:r>
         <w:rPr>
@@ -1293,9 +1093,6 @@
     <w:p>
       <w:pPr>
         <w:spacing w:after="60"/>
-        <w:rPr>
-          <w:rFonts w:hint="eastAsia"/>
-        </w:rPr>
       </w:pPr>
       <w:r>
         <w:rPr>
@@ -1306,11 +1103,6 @@
       </w:r>
     </w:p>
     <w:p>
-      <w:pPr>
-        <w:rPr>
-          <w:rFonts w:hint="eastAsia"/>
-        </w:rPr>
-      </w:pPr>
       <w:r>
         <w:br w:type="page"/>
       </w:r>
@@ -1333,21 +1125,11 @@
       </w:r>
     </w:p>
     <w:p>
-      <w:pPr>
-        <w:rPr>
-          <w:rFonts w:hint="eastAsia"/>
-        </w:rPr>
-      </w:pPr>
       <w:r>
         <w:t>Electricity is used by approximately 26.47 million Filipino households, equivalent to 94.8 percent of households in 2023 [1]. In the National Capital Region, housing, water, electricity, gas and other fuels represented 27.3 percent of family expenditure in the preliminary 2025 Family Income and Expenditure Survey, although that percentage combines several household cost categories [2]. Meralco serves more than eight million customers across its franchise area [3].</w:t>
       </w:r>
     </w:p>
     <w:p>
-      <w:pPr>
-        <w:rPr>
-          <w:rFonts w:hint="eastAsia"/>
-        </w:rPr>
-      </w:pPr>
       <w:r>
         <w:t>A conventional meter records cumulative energy use, but the bill is normally prepared from monthly meter readings [4]. Households can inspect meters or estimate appliance use, yet neither approach automatically predicts the next day. The business opportunity is therefore earlier consumption visibility: forecast daily use, compare it with a household baseline, and provide enough time for a user to review discretionary consumption.</w:t>
       </w:r>
@@ -1361,11 +1143,6 @@
       </w:r>
     </w:p>
     <w:p>
-      <w:pPr>
-        <w:rPr>
-          <w:rFonts w:hint="eastAsia"/>
-        </w:rPr>
-      </w:pPr>
       <w:r>
         <w:t>In July 2026, the reported Meralco residential rate was PHP 14.8261 per kWh, compared with PHP 13.2730 per kWh in January, an increase of about 11.7 percent [6]. Public discussion and proposed inquiries addressed rising rates, meter concerns and consumer protection. The Energy Regulatory Commission also suspended collection of the Green Energy Auction Allowance for several months to ease costs [8][9].</w:t>
       </w:r>
@@ -1398,9 +1175,6 @@
           <w:p>
             <w:pPr>
               <w:spacing w:after="100"/>
-              <w:rPr>
-                <w:rFonts w:hint="eastAsia"/>
-              </w:rPr>
             </w:pPr>
             <w:r>
               <w:rPr>
@@ -1413,9 +1187,6 @@
           <w:p>
             <w:pPr>
               <w:spacing w:after="0"/>
-              <w:rPr>
-                <w:rFonts w:hint="eastAsia"/>
-              </w:rPr>
             </w:pPr>
             <w:r>
               <w:rPr>
@@ -1430,9 +1201,6 @@
     <w:p>
       <w:pPr>
         <w:spacing w:after="0"/>
-        <w:rPr>
-          <w:rFonts w:hint="eastAsia"/>
-        </w:rPr>
       </w:pPr>
     </w:p>
     <w:p>
@@ -1444,21 +1212,11 @@
       </w:r>
     </w:p>
     <w:p>
-      <w:pPr>
-        <w:rPr>
-          <w:rFonts w:hint="eastAsia"/>
-        </w:rPr>
-      </w:pPr>
       <w:r>
         <w:t>The project develops and evaluates a machine-learning system that forecasts the next day of household electricity consumption and supports proactive monitoring through a dashboard. The primary data science task is supervised regression because the target is a continuous value measured in kWh. The warning is an application rule derived from the regression forecast, not a separately trained classifier.</w:t>
       </w:r>
     </w:p>
     <w:p>
-      <w:pPr>
-        <w:rPr>
-          <w:rFonts w:hint="eastAsia"/>
-        </w:rPr>
-      </w:pPr>
       <w:r>
         <w:br w:type="page"/>
       </w:r>
@@ -1481,11 +1239,6 @@
       </w:r>
     </w:p>
     <w:p>
-      <w:pPr>
-        <w:rPr>
-          <w:rFonts w:hint="eastAsia"/>
-        </w:rPr>
-      </w:pPr>
       <w:r>
         <w:t>Many households have limited visibility into accumulated electricity consumption before the monthly bill arrives. The proposed system uses historical measurements to forecast next-day consumption, compare the forecast with recent household behavior, identify unusually high expected use, and communicate results through an understandable monitoring interface.</w:t>
       </w:r>
@@ -1539,9 +1292,6 @@
           <w:p>
             <w:pPr>
               <w:spacing w:after="0"/>
-              <w:rPr>
-                <w:rFonts w:hint="eastAsia"/>
-              </w:rPr>
             </w:pPr>
             <w:r>
               <w:rPr>
@@ -1568,9 +1318,6 @@
           <w:p>
             <w:pPr>
               <w:spacing w:after="0"/>
-              <w:rPr>
-                <w:rFonts w:hint="eastAsia"/>
-              </w:rPr>
             </w:pPr>
             <w:r>
               <w:rPr>
@@ -1602,9 +1349,6 @@
           <w:p>
             <w:pPr>
               <w:spacing w:after="0"/>
-              <w:rPr>
-                <w:rFonts w:hint="eastAsia"/>
-              </w:rPr>
             </w:pPr>
             <w:r>
               <w:rPr>
@@ -1628,9 +1372,6 @@
           <w:p>
             <w:pPr>
               <w:spacing w:after="0"/>
-              <w:rPr>
-                <w:rFonts w:hint="eastAsia"/>
-              </w:rPr>
             </w:pPr>
             <w:r>
               <w:rPr>
@@ -1661,9 +1402,6 @@
           <w:p>
             <w:pPr>
               <w:spacing w:after="0"/>
-              <w:rPr>
-                <w:rFonts w:hint="eastAsia"/>
-              </w:rPr>
             </w:pPr>
             <w:r>
               <w:rPr>
@@ -1688,9 +1426,6 @@
           <w:p>
             <w:pPr>
               <w:spacing w:after="0"/>
-              <w:rPr>
-                <w:rFonts w:hint="eastAsia"/>
-              </w:rPr>
             </w:pPr>
             <w:r>
               <w:rPr>
@@ -1720,9 +1455,6 @@
           <w:p>
             <w:pPr>
               <w:spacing w:after="0"/>
-              <w:rPr>
-                <w:rFonts w:hint="eastAsia"/>
-              </w:rPr>
             </w:pPr>
             <w:r>
               <w:rPr>
@@ -1746,9 +1478,6 @@
           <w:p>
             <w:pPr>
               <w:spacing w:after="0"/>
-              <w:rPr>
-                <w:rFonts w:hint="eastAsia"/>
-              </w:rPr>
             </w:pPr>
             <w:r>
               <w:rPr>
@@ -1779,9 +1508,6 @@
           <w:p>
             <w:pPr>
               <w:spacing w:after="0"/>
-              <w:rPr>
-                <w:rFonts w:hint="eastAsia"/>
-              </w:rPr>
             </w:pPr>
             <w:r>
               <w:rPr>
@@ -1806,9 +1532,6 @@
           <w:p>
             <w:pPr>
               <w:spacing w:after="0"/>
-              <w:rPr>
-                <w:rFonts w:hint="eastAsia"/>
-              </w:rPr>
             </w:pPr>
             <w:r>
               <w:rPr>
@@ -1838,9 +1561,6 @@
           <w:p>
             <w:pPr>
               <w:spacing w:after="0"/>
-              <w:rPr>
-                <w:rFonts w:hint="eastAsia"/>
-              </w:rPr>
             </w:pPr>
             <w:r>
               <w:rPr>
@@ -1864,9 +1584,6 @@
           <w:p>
             <w:pPr>
               <w:spacing w:after="0"/>
-              <w:rPr>
-                <w:rFonts w:hint="eastAsia"/>
-              </w:rPr>
             </w:pPr>
             <w:r>
               <w:rPr>
@@ -1897,9 +1614,6 @@
           <w:p>
             <w:pPr>
               <w:spacing w:after="0"/>
-              <w:rPr>
-                <w:rFonts w:hint="eastAsia"/>
-              </w:rPr>
             </w:pPr>
             <w:r>
               <w:rPr>
@@ -1924,9 +1638,6 @@
           <w:p>
             <w:pPr>
               <w:spacing w:after="0"/>
-              <w:rPr>
-                <w:rFonts w:hint="eastAsia"/>
-              </w:rPr>
             </w:pPr>
             <w:r>
               <w:rPr>
@@ -1956,9 +1667,6 @@
           <w:p>
             <w:pPr>
               <w:spacing w:after="0"/>
-              <w:rPr>
-                <w:rFonts w:hint="eastAsia"/>
-              </w:rPr>
             </w:pPr>
             <w:r>
               <w:rPr>
@@ -1982,9 +1690,6 @@
           <w:p>
             <w:pPr>
               <w:spacing w:after="0"/>
-              <w:rPr>
-                <w:rFonts w:hint="eastAsia"/>
-              </w:rPr>
             </w:pPr>
             <w:r>
               <w:rPr>
@@ -1999,9 +1704,6 @@
     <w:p>
       <w:pPr>
         <w:spacing w:after="0"/>
-        <w:rPr>
-          <w:rFonts w:hint="eastAsia"/>
-        </w:rPr>
       </w:pPr>
     </w:p>
     <w:p>
@@ -2055,9 +1757,6 @@
           <w:p>
             <w:pPr>
               <w:spacing w:after="0"/>
-              <w:rPr>
-                <w:rFonts w:hint="eastAsia"/>
-              </w:rPr>
             </w:pPr>
             <w:r>
               <w:rPr>
@@ -2084,9 +1783,6 @@
           <w:p>
             <w:pPr>
               <w:spacing w:after="0"/>
-              <w:rPr>
-                <w:rFonts w:hint="eastAsia"/>
-              </w:rPr>
             </w:pPr>
             <w:r>
               <w:rPr>
@@ -2113,9 +1809,6 @@
           <w:p>
             <w:pPr>
               <w:spacing w:after="0"/>
-              <w:rPr>
-                <w:rFonts w:hint="eastAsia"/>
-              </w:rPr>
             </w:pPr>
             <w:r>
               <w:rPr>
@@ -2142,9 +1835,6 @@
           <w:p>
             <w:pPr>
               <w:spacing w:after="0"/>
-              <w:rPr>
-                <w:rFonts w:hint="eastAsia"/>
-              </w:rPr>
             </w:pPr>
             <w:r>
               <w:rPr>
@@ -2176,9 +1866,6 @@
           <w:p>
             <w:pPr>
               <w:spacing w:after="0"/>
-              <w:rPr>
-                <w:rFonts w:hint="eastAsia"/>
-              </w:rPr>
             </w:pPr>
             <w:r>
               <w:rPr>
@@ -2202,9 +1889,6 @@
           <w:p>
             <w:pPr>
               <w:spacing w:after="0"/>
-              <w:rPr>
-                <w:rFonts w:hint="eastAsia"/>
-              </w:rPr>
             </w:pPr>
             <w:r>
               <w:rPr>
@@ -2228,9 +1912,6 @@
           <w:p>
             <w:pPr>
               <w:spacing w:after="0"/>
-              <w:rPr>
-                <w:rFonts w:hint="eastAsia"/>
-              </w:rPr>
             </w:pPr>
             <w:r>
               <w:rPr>
@@ -2254,9 +1935,6 @@
           <w:p>
             <w:pPr>
               <w:spacing w:after="0"/>
-              <w:rPr>
-                <w:rFonts w:hint="eastAsia"/>
-              </w:rPr>
             </w:pPr>
             <w:r>
               <w:rPr>
@@ -2287,9 +1965,6 @@
           <w:p>
             <w:pPr>
               <w:spacing w:after="0"/>
-              <w:rPr>
-                <w:rFonts w:hint="eastAsia"/>
-              </w:rPr>
             </w:pPr>
             <w:r>
               <w:rPr>
@@ -2314,9 +1989,6 @@
           <w:p>
             <w:pPr>
               <w:spacing w:after="0"/>
-              <w:rPr>
-                <w:rFonts w:hint="eastAsia"/>
-              </w:rPr>
             </w:pPr>
             <w:r>
               <w:rPr>
@@ -2341,9 +2013,6 @@
           <w:p>
             <w:pPr>
               <w:spacing w:after="0"/>
-              <w:rPr>
-                <w:rFonts w:hint="eastAsia"/>
-              </w:rPr>
             </w:pPr>
             <w:r>
               <w:rPr>
@@ -2368,9 +2037,6 @@
           <w:p>
             <w:pPr>
               <w:spacing w:after="0"/>
-              <w:rPr>
-                <w:rFonts w:hint="eastAsia"/>
-              </w:rPr>
             </w:pPr>
             <w:r>
               <w:rPr>
@@ -2400,9 +2066,6 @@
           <w:p>
             <w:pPr>
               <w:spacing w:after="0"/>
-              <w:rPr>
-                <w:rFonts w:hint="eastAsia"/>
-              </w:rPr>
             </w:pPr>
             <w:r>
               <w:rPr>
@@ -2426,9 +2089,6 @@
           <w:p>
             <w:pPr>
               <w:spacing w:after="0"/>
-              <w:rPr>
-                <w:rFonts w:hint="eastAsia"/>
-              </w:rPr>
             </w:pPr>
             <w:r>
               <w:rPr>
@@ -2452,9 +2112,6 @@
           <w:p>
             <w:pPr>
               <w:spacing w:after="0"/>
-              <w:rPr>
-                <w:rFonts w:hint="eastAsia"/>
-              </w:rPr>
             </w:pPr>
             <w:r>
               <w:rPr>
@@ -2478,9 +2135,6 @@
           <w:p>
             <w:pPr>
               <w:spacing w:after="0"/>
-              <w:rPr>
-                <w:rFonts w:hint="eastAsia"/>
-              </w:rPr>
             </w:pPr>
             <w:r>
               <w:rPr>
@@ -2511,9 +2165,6 @@
           <w:p>
             <w:pPr>
               <w:spacing w:after="0"/>
-              <w:rPr>
-                <w:rFonts w:hint="eastAsia"/>
-              </w:rPr>
             </w:pPr>
             <w:r>
               <w:rPr>
@@ -2538,9 +2189,6 @@
           <w:p>
             <w:pPr>
               <w:spacing w:after="0"/>
-              <w:rPr>
-                <w:rFonts w:hint="eastAsia"/>
-              </w:rPr>
             </w:pPr>
             <w:r>
               <w:rPr>
@@ -2565,9 +2213,6 @@
           <w:p>
             <w:pPr>
               <w:spacing w:after="0"/>
-              <w:rPr>
-                <w:rFonts w:hint="eastAsia"/>
-              </w:rPr>
             </w:pPr>
             <w:r>
               <w:rPr>
@@ -2592,9 +2237,6 @@
           <w:p>
             <w:pPr>
               <w:spacing w:after="0"/>
-              <w:rPr>
-                <w:rFonts w:hint="eastAsia"/>
-              </w:rPr>
             </w:pPr>
             <w:r>
               <w:rPr>
@@ -2624,9 +2266,6 @@
           <w:p>
             <w:pPr>
               <w:spacing w:after="0"/>
-              <w:rPr>
-                <w:rFonts w:hint="eastAsia"/>
-              </w:rPr>
             </w:pPr>
             <w:r>
               <w:rPr>
@@ -2650,9 +2289,6 @@
           <w:p>
             <w:pPr>
               <w:spacing w:after="0"/>
-              <w:rPr>
-                <w:rFonts w:hint="eastAsia"/>
-              </w:rPr>
             </w:pPr>
             <w:r>
               <w:rPr>
@@ -2676,9 +2312,6 @@
           <w:p>
             <w:pPr>
               <w:spacing w:after="0"/>
-              <w:rPr>
-                <w:rFonts w:hint="eastAsia"/>
-              </w:rPr>
             </w:pPr>
             <w:r>
               <w:rPr>
@@ -2702,9 +2335,6 @@
           <w:p>
             <w:pPr>
               <w:spacing w:after="0"/>
-              <w:rPr>
-                <w:rFonts w:hint="eastAsia"/>
-              </w:rPr>
             </w:pPr>
             <w:r>
               <w:rPr>
@@ -2735,9 +2365,6 @@
           <w:p>
             <w:pPr>
               <w:spacing w:after="0"/>
-              <w:rPr>
-                <w:rFonts w:hint="eastAsia"/>
-              </w:rPr>
             </w:pPr>
             <w:r>
               <w:rPr>
@@ -2762,9 +2389,6 @@
           <w:p>
             <w:pPr>
               <w:spacing w:after="0"/>
-              <w:rPr>
-                <w:rFonts w:hint="eastAsia"/>
-              </w:rPr>
             </w:pPr>
             <w:r>
               <w:rPr>
@@ -2789,9 +2413,6 @@
           <w:p>
             <w:pPr>
               <w:spacing w:after="0"/>
-              <w:rPr>
-                <w:rFonts w:hint="eastAsia"/>
-              </w:rPr>
             </w:pPr>
             <w:r>
               <w:rPr>
@@ -2816,9 +2437,6 @@
           <w:p>
             <w:pPr>
               <w:spacing w:after="0"/>
-              <w:rPr>
-                <w:rFonts w:hint="eastAsia"/>
-              </w:rPr>
             </w:pPr>
             <w:r>
               <w:rPr>
@@ -2833,27 +2451,14 @@
     <w:p>
       <w:pPr>
         <w:spacing w:after="0"/>
-        <w:rPr>
-          <w:rFonts w:hint="eastAsia"/>
-        </w:rPr>
       </w:pPr>
     </w:p>
     <w:p>
-      <w:pPr>
-        <w:rPr>
-          <w:rFonts w:hint="eastAsia"/>
-        </w:rPr>
-      </w:pPr>
       <w:r>
         <w:t>The forecasting goal was achieved, but the warning and business goals were not fully achieved. The honest project conclusion is therefore a promising forecasting prototype rather than a deployment-ready bill-shock alert system.</w:t>
       </w:r>
     </w:p>
     <w:p>
-      <w:pPr>
-        <w:rPr>
-          <w:rFonts w:hint="eastAsia"/>
-        </w:rPr>
-      </w:pPr>
       <w:r>
         <w:br w:type="page"/>
       </w:r>
@@ -2876,11 +2481,6 @@
       </w:r>
     </w:p>
     <w:p>
-      <w:pPr>
-        <w:rPr>
-          <w:rFonts w:hint="eastAsia"/>
-        </w:rPr>
-      </w:pPr>
       <w:r>
         <w:t>The project used the UCI Individual Household Electric Power Consumption dataset [11]. It contains one-minute electrical measurements from one household in Sceaux, France. The public dataset is appropriate for demonstrating the complete machine-learning lifecycle, but it is not representative of Meralco customers or the Philippine population.</w:t>
       </w:r>
@@ -2926,9 +2526,6 @@
           <w:p>
             <w:pPr>
               <w:spacing w:after="0"/>
-              <w:rPr>
-                <w:rFonts w:hint="eastAsia"/>
-              </w:rPr>
             </w:pPr>
             <w:r>
               <w:rPr>
@@ -2955,9 +2552,6 @@
           <w:p>
             <w:pPr>
               <w:spacing w:after="0"/>
-              <w:rPr>
-                <w:rFonts w:hint="eastAsia"/>
-              </w:rPr>
             </w:pPr>
             <w:r>
               <w:rPr>
@@ -2989,9 +2583,6 @@
           <w:p>
             <w:pPr>
               <w:spacing w:after="0"/>
-              <w:rPr>
-                <w:rFonts w:hint="eastAsia"/>
-              </w:rPr>
             </w:pPr>
             <w:r>
               <w:rPr>
@@ -3015,9 +2606,6 @@
           <w:p>
             <w:pPr>
               <w:spacing w:after="0"/>
-              <w:rPr>
-                <w:rFonts w:hint="eastAsia"/>
-              </w:rPr>
             </w:pPr>
             <w:r>
               <w:rPr>
@@ -3048,9 +2636,6 @@
           <w:p>
             <w:pPr>
               <w:spacing w:after="0"/>
-              <w:rPr>
-                <w:rFonts w:hint="eastAsia"/>
-              </w:rPr>
             </w:pPr>
             <w:r>
               <w:rPr>
@@ -3075,9 +2660,6 @@
           <w:p>
             <w:pPr>
               <w:spacing w:after="0"/>
-              <w:rPr>
-                <w:rFonts w:hint="eastAsia"/>
-              </w:rPr>
             </w:pPr>
             <w:r>
               <w:rPr>
@@ -3107,9 +2689,6 @@
           <w:p>
             <w:pPr>
               <w:spacing w:after="0"/>
-              <w:rPr>
-                <w:rFonts w:hint="eastAsia"/>
-              </w:rPr>
             </w:pPr>
             <w:r>
               <w:rPr>
@@ -3133,9 +2712,6 @@
           <w:p>
             <w:pPr>
               <w:spacing w:after="0"/>
-              <w:rPr>
-                <w:rFonts w:hint="eastAsia"/>
-              </w:rPr>
             </w:pPr>
             <w:r>
               <w:rPr>
@@ -3166,9 +2742,6 @@
           <w:p>
             <w:pPr>
               <w:spacing w:after="0"/>
-              <w:rPr>
-                <w:rFonts w:hint="eastAsia"/>
-              </w:rPr>
             </w:pPr>
             <w:r>
               <w:rPr>
@@ -3193,9 +2766,6 @@
           <w:p>
             <w:pPr>
               <w:spacing w:after="0"/>
-              <w:rPr>
-                <w:rFonts w:hint="eastAsia"/>
-              </w:rPr>
             </w:pPr>
             <w:r>
               <w:rPr>
@@ -3225,9 +2795,6 @@
           <w:p>
             <w:pPr>
               <w:spacing w:after="0"/>
-              <w:rPr>
-                <w:rFonts w:hint="eastAsia"/>
-              </w:rPr>
             </w:pPr>
             <w:r>
               <w:rPr>
@@ -3251,9 +2818,6 @@
           <w:p>
             <w:pPr>
               <w:spacing w:after="0"/>
-              <w:rPr>
-                <w:rFonts w:hint="eastAsia"/>
-              </w:rPr>
             </w:pPr>
             <w:r>
               <w:rPr>
@@ -3284,9 +2848,6 @@
           <w:p>
             <w:pPr>
               <w:spacing w:after="0"/>
-              <w:rPr>
-                <w:rFonts w:hint="eastAsia"/>
-              </w:rPr>
             </w:pPr>
             <w:r>
               <w:rPr>
@@ -3311,9 +2872,6 @@
           <w:p>
             <w:pPr>
               <w:spacing w:after="0"/>
-              <w:rPr>
-                <w:rFonts w:hint="eastAsia"/>
-              </w:rPr>
             </w:pPr>
             <w:r>
               <w:rPr>
@@ -3343,9 +2901,6 @@
           <w:p>
             <w:pPr>
               <w:spacing w:after="0"/>
-              <w:rPr>
-                <w:rFonts w:hint="eastAsia"/>
-              </w:rPr>
             </w:pPr>
             <w:r>
               <w:rPr>
@@ -3369,9 +2924,6 @@
           <w:p>
             <w:pPr>
               <w:spacing w:after="0"/>
-              <w:rPr>
-                <w:rFonts w:hint="eastAsia"/>
-              </w:rPr>
             </w:pPr>
             <w:r>
               <w:rPr>
@@ -3402,9 +2954,6 @@
           <w:p>
             <w:pPr>
               <w:spacing w:after="0"/>
-              <w:rPr>
-                <w:rFonts w:hint="eastAsia"/>
-              </w:rPr>
             </w:pPr>
             <w:r>
               <w:rPr>
@@ -3429,9 +2978,6 @@
           <w:p>
             <w:pPr>
               <w:spacing w:after="0"/>
-              <w:rPr>
-                <w:rFonts w:hint="eastAsia"/>
-              </w:rPr>
             </w:pPr>
             <w:r>
               <w:rPr>
@@ -3461,9 +3007,6 @@
           <w:p>
             <w:pPr>
               <w:spacing w:after="0"/>
-              <w:rPr>
-                <w:rFonts w:hint="eastAsia"/>
-              </w:rPr>
             </w:pPr>
             <w:r>
               <w:rPr>
@@ -3487,9 +3030,6 @@
           <w:p>
             <w:pPr>
               <w:spacing w:after="0"/>
-              <w:rPr>
-                <w:rFonts w:hint="eastAsia"/>
-              </w:rPr>
             </w:pPr>
             <w:r>
               <w:rPr>
@@ -3520,9 +3060,6 @@
           <w:p>
             <w:pPr>
               <w:spacing w:after="0"/>
-              <w:rPr>
-                <w:rFonts w:hint="eastAsia"/>
-              </w:rPr>
             </w:pPr>
             <w:r>
               <w:rPr>
@@ -3547,9 +3084,6 @@
           <w:p>
             <w:pPr>
               <w:spacing w:after="0"/>
-              <w:rPr>
-                <w:rFonts w:hint="eastAsia"/>
-              </w:rPr>
             </w:pPr>
             <w:r>
               <w:rPr>
@@ -3564,9 +3098,6 @@
     <w:p>
       <w:pPr>
         <w:spacing w:after="0"/>
-        <w:rPr>
-          <w:rFonts w:hint="eastAsia"/>
-        </w:rPr>
       </w:pPr>
     </w:p>
     <w:p>
@@ -3620,9 +3151,6 @@
           <w:p>
             <w:pPr>
               <w:spacing w:after="0"/>
-              <w:rPr>
-                <w:rFonts w:hint="eastAsia"/>
-              </w:rPr>
             </w:pPr>
             <w:r>
               <w:rPr>
@@ -3649,9 +3177,6 @@
           <w:p>
             <w:pPr>
               <w:spacing w:after="0"/>
-              <w:rPr>
-                <w:rFonts w:hint="eastAsia"/>
-              </w:rPr>
             </w:pPr>
             <w:r>
               <w:rPr>
@@ -3678,9 +3203,6 @@
           <w:p>
             <w:pPr>
               <w:spacing w:after="0"/>
-              <w:rPr>
-                <w:rFonts w:hint="eastAsia"/>
-              </w:rPr>
             </w:pPr>
             <w:r>
               <w:rPr>
@@ -3707,9 +3229,6 @@
           <w:p>
             <w:pPr>
               <w:spacing w:after="0"/>
-              <w:rPr>
-                <w:rFonts w:hint="eastAsia"/>
-              </w:rPr>
             </w:pPr>
             <w:r>
               <w:rPr>
@@ -3741,9 +3260,6 @@
           <w:p>
             <w:pPr>
               <w:spacing w:after="0"/>
-              <w:rPr>
-                <w:rFonts w:hint="eastAsia"/>
-              </w:rPr>
             </w:pPr>
             <w:r>
               <w:rPr>
@@ -3767,9 +3283,6 @@
           <w:p>
             <w:pPr>
               <w:spacing w:after="0"/>
-              <w:rPr>
-                <w:rFonts w:hint="eastAsia"/>
-              </w:rPr>
             </w:pPr>
             <w:r>
               <w:rPr>
@@ -3793,9 +3306,6 @@
           <w:p>
             <w:pPr>
               <w:spacing w:after="0"/>
-              <w:rPr>
-                <w:rFonts w:hint="eastAsia"/>
-              </w:rPr>
             </w:pPr>
             <w:r>
               <w:rPr>
@@ -3819,9 +3329,6 @@
           <w:p>
             <w:pPr>
               <w:spacing w:after="0"/>
-              <w:rPr>
-                <w:rFonts w:hint="eastAsia"/>
-              </w:rPr>
             </w:pPr>
             <w:r>
               <w:rPr>
@@ -3852,9 +3359,6 @@
           <w:p>
             <w:pPr>
               <w:spacing w:after="0"/>
-              <w:rPr>
-                <w:rFonts w:hint="eastAsia"/>
-              </w:rPr>
             </w:pPr>
             <w:r>
               <w:rPr>
@@ -3879,9 +3383,6 @@
           <w:p>
             <w:pPr>
               <w:spacing w:after="0"/>
-              <w:rPr>
-                <w:rFonts w:hint="eastAsia"/>
-              </w:rPr>
             </w:pPr>
             <w:r>
               <w:rPr>
@@ -3906,9 +3407,6 @@
           <w:p>
             <w:pPr>
               <w:spacing w:after="0"/>
-              <w:rPr>
-                <w:rFonts w:hint="eastAsia"/>
-              </w:rPr>
             </w:pPr>
             <w:r>
               <w:rPr>
@@ -3933,9 +3431,6 @@
           <w:p>
             <w:pPr>
               <w:spacing w:after="0"/>
-              <w:rPr>
-                <w:rFonts w:hint="eastAsia"/>
-              </w:rPr>
             </w:pPr>
             <w:r>
               <w:rPr>
@@ -3965,9 +3460,6 @@
           <w:p>
             <w:pPr>
               <w:spacing w:after="0"/>
-              <w:rPr>
-                <w:rFonts w:hint="eastAsia"/>
-              </w:rPr>
             </w:pPr>
             <w:r>
               <w:rPr>
@@ -3991,9 +3483,6 @@
           <w:p>
             <w:pPr>
               <w:spacing w:after="0"/>
-              <w:rPr>
-                <w:rFonts w:hint="eastAsia"/>
-              </w:rPr>
             </w:pPr>
             <w:r>
               <w:rPr>
@@ -4017,9 +3506,6 @@
           <w:p>
             <w:pPr>
               <w:spacing w:after="0"/>
-              <w:rPr>
-                <w:rFonts w:hint="eastAsia"/>
-              </w:rPr>
             </w:pPr>
             <w:r>
               <w:rPr>
@@ -4043,9 +3529,6 @@
           <w:p>
             <w:pPr>
               <w:spacing w:after="0"/>
-              <w:rPr>
-                <w:rFonts w:hint="eastAsia"/>
-              </w:rPr>
             </w:pPr>
             <w:r>
               <w:rPr>
@@ -4076,9 +3559,6 @@
           <w:p>
             <w:pPr>
               <w:spacing w:after="0"/>
-              <w:rPr>
-                <w:rFonts w:hint="eastAsia"/>
-              </w:rPr>
             </w:pPr>
             <w:r>
               <w:rPr>
@@ -4103,9 +3583,6 @@
           <w:p>
             <w:pPr>
               <w:spacing w:after="0"/>
-              <w:rPr>
-                <w:rFonts w:hint="eastAsia"/>
-              </w:rPr>
             </w:pPr>
             <w:r>
               <w:rPr>
@@ -4130,9 +3607,6 @@
           <w:p>
             <w:pPr>
               <w:spacing w:after="0"/>
-              <w:rPr>
-                <w:rFonts w:hint="eastAsia"/>
-              </w:rPr>
             </w:pPr>
             <w:r>
               <w:rPr>
@@ -4157,9 +3631,6 @@
           <w:p>
             <w:pPr>
               <w:spacing w:after="0"/>
-              <w:rPr>
-                <w:rFonts w:hint="eastAsia"/>
-              </w:rPr>
             </w:pPr>
             <w:r>
               <w:rPr>
@@ -4189,9 +3660,6 @@
           <w:p>
             <w:pPr>
               <w:spacing w:after="0"/>
-              <w:rPr>
-                <w:rFonts w:hint="eastAsia"/>
-              </w:rPr>
             </w:pPr>
             <w:r>
               <w:rPr>
@@ -4215,9 +3683,6 @@
           <w:p>
             <w:pPr>
               <w:spacing w:after="0"/>
-              <w:rPr>
-                <w:rFonts w:hint="eastAsia"/>
-              </w:rPr>
             </w:pPr>
             <w:r>
               <w:rPr>
@@ -4241,9 +3706,6 @@
           <w:p>
             <w:pPr>
               <w:spacing w:after="0"/>
-              <w:rPr>
-                <w:rFonts w:hint="eastAsia"/>
-              </w:rPr>
             </w:pPr>
             <w:r>
               <w:rPr>
@@ -4267,9 +3729,6 @@
           <w:p>
             <w:pPr>
               <w:spacing w:after="0"/>
-              <w:rPr>
-                <w:rFonts w:hint="eastAsia"/>
-              </w:rPr>
             </w:pPr>
             <w:r>
               <w:rPr>
@@ -4300,9 +3759,6 @@
           <w:p>
             <w:pPr>
               <w:spacing w:after="0"/>
-              <w:rPr>
-                <w:rFonts w:hint="eastAsia"/>
-              </w:rPr>
             </w:pPr>
             <w:r>
               <w:rPr>
@@ -4327,9 +3783,6 @@
           <w:p>
             <w:pPr>
               <w:spacing w:after="0"/>
-              <w:rPr>
-                <w:rFonts w:hint="eastAsia"/>
-              </w:rPr>
             </w:pPr>
             <w:r>
               <w:rPr>
@@ -4354,9 +3807,6 @@
           <w:p>
             <w:pPr>
               <w:spacing w:after="0"/>
-              <w:rPr>
-                <w:rFonts w:hint="eastAsia"/>
-              </w:rPr>
             </w:pPr>
             <w:r>
               <w:rPr>
@@ -4381,9 +3831,6 @@
           <w:p>
             <w:pPr>
               <w:spacing w:after="0"/>
-              <w:rPr>
-                <w:rFonts w:hint="eastAsia"/>
-              </w:rPr>
             </w:pPr>
             <w:r>
               <w:rPr>
@@ -4413,9 +3860,6 @@
           <w:p>
             <w:pPr>
               <w:spacing w:after="0"/>
-              <w:rPr>
-                <w:rFonts w:hint="eastAsia"/>
-              </w:rPr>
             </w:pPr>
             <w:r>
               <w:rPr>
@@ -4439,9 +3883,6 @@
           <w:p>
             <w:pPr>
               <w:spacing w:after="0"/>
-              <w:rPr>
-                <w:rFonts w:hint="eastAsia"/>
-              </w:rPr>
             </w:pPr>
             <w:r>
               <w:rPr>
@@ -4465,9 +3906,6 @@
           <w:p>
             <w:pPr>
               <w:spacing w:after="0"/>
-              <w:rPr>
-                <w:rFonts w:hint="eastAsia"/>
-              </w:rPr>
             </w:pPr>
             <w:r>
               <w:rPr>
@@ -4491,9 +3929,6 @@
           <w:p>
             <w:pPr>
               <w:spacing w:after="0"/>
-              <w:rPr>
-                <w:rFonts w:hint="eastAsia"/>
-              </w:rPr>
             </w:pPr>
             <w:r>
               <w:rPr>
@@ -4508,9 +3943,6 @@
     <w:p>
       <w:pPr>
         <w:spacing w:after="0"/>
-        <w:rPr>
-          <w:rFonts w:hint="eastAsia"/>
-        </w:rPr>
       </w:pPr>
     </w:p>
     <w:p>
@@ -4522,11 +3954,6 @@
       </w:r>
     </w:p>
     <w:p>
-      <w:pPr>
-        <w:rPr>
-          <w:rFonts w:hint="eastAsia"/>
-        </w:rPr>
-      </w:pPr>
       <w:r>
         <w:t>All seven measurement variables shared the same 25,979 missing observations, suggesting missing measurement intervals rather than unrelated field-level omissions. Potential outliers were retained unless clearly invalid because peaks can represent genuine high-use behavior. Removing plausible peaks would make the model appear more accurate while weakening its relevance to bill-shock monitoring.</w:t>
       </w:r>
@@ -4590,9 +4017,6 @@
           <w:p>
             <w:pPr>
               <w:spacing w:after="0"/>
-              <w:rPr>
-                <w:rFonts w:hint="eastAsia"/>
-              </w:rPr>
             </w:pPr>
             <w:r>
               <w:rPr>
@@ -4619,9 +4043,6 @@
           <w:p>
             <w:pPr>
               <w:spacing w:after="0"/>
-              <w:rPr>
-                <w:rFonts w:hint="eastAsia"/>
-              </w:rPr>
             </w:pPr>
             <w:r>
               <w:rPr>
@@ -4648,9 +4069,6 @@
           <w:p>
             <w:pPr>
               <w:spacing w:after="0"/>
-              <w:rPr>
-                <w:rFonts w:hint="eastAsia"/>
-              </w:rPr>
             </w:pPr>
             <w:r>
               <w:rPr>
@@ -4682,9 +4100,6 @@
           <w:p>
             <w:pPr>
               <w:spacing w:after="0"/>
-              <w:rPr>
-                <w:rFonts w:hint="eastAsia"/>
-              </w:rPr>
             </w:pPr>
             <w:r>
               <w:rPr>
@@ -4708,9 +4123,6 @@
           <w:p>
             <w:pPr>
               <w:spacing w:after="0"/>
-              <w:rPr>
-                <w:rFonts w:hint="eastAsia"/>
-              </w:rPr>
             </w:pPr>
             <w:r>
               <w:rPr>
@@ -4734,9 +4146,6 @@
           <w:p>
             <w:pPr>
               <w:spacing w:after="0"/>
-              <w:rPr>
-                <w:rFonts w:hint="eastAsia"/>
-              </w:rPr>
             </w:pPr>
             <w:r>
               <w:rPr>
@@ -4767,9 +4176,6 @@
           <w:p>
             <w:pPr>
               <w:spacing w:after="0"/>
-              <w:rPr>
-                <w:rFonts w:hint="eastAsia"/>
-              </w:rPr>
             </w:pPr>
             <w:r>
               <w:rPr>
@@ -4794,9 +4200,6 @@
           <w:p>
             <w:pPr>
               <w:spacing w:after="0"/>
-              <w:rPr>
-                <w:rFonts w:hint="eastAsia"/>
-              </w:rPr>
             </w:pPr>
             <w:r>
               <w:rPr>
@@ -4821,9 +4224,6 @@
           <w:p>
             <w:pPr>
               <w:spacing w:after="0"/>
-              <w:rPr>
-                <w:rFonts w:hint="eastAsia"/>
-              </w:rPr>
             </w:pPr>
             <w:r>
               <w:rPr>
@@ -4853,9 +4253,6 @@
           <w:p>
             <w:pPr>
               <w:spacing w:after="0"/>
-              <w:rPr>
-                <w:rFonts w:hint="eastAsia"/>
-              </w:rPr>
             </w:pPr>
             <w:r>
               <w:rPr>
@@ -4879,9 +4276,6 @@
           <w:p>
             <w:pPr>
               <w:spacing w:after="0"/>
-              <w:rPr>
-                <w:rFonts w:hint="eastAsia"/>
-              </w:rPr>
             </w:pPr>
             <w:r>
               <w:rPr>
@@ -4905,9 +4299,6 @@
           <w:p>
             <w:pPr>
               <w:spacing w:after="0"/>
-              <w:rPr>
-                <w:rFonts w:hint="eastAsia"/>
-              </w:rPr>
             </w:pPr>
             <w:r>
               <w:rPr>
@@ -4938,9 +4329,6 @@
           <w:p>
             <w:pPr>
               <w:spacing w:after="0"/>
-              <w:rPr>
-                <w:rFonts w:hint="eastAsia"/>
-              </w:rPr>
             </w:pPr>
             <w:r>
               <w:rPr>
@@ -4965,9 +4353,6 @@
           <w:p>
             <w:pPr>
               <w:spacing w:after="0"/>
-              <w:rPr>
-                <w:rFonts w:hint="eastAsia"/>
-              </w:rPr>
             </w:pPr>
             <w:r>
               <w:rPr>
@@ -4992,9 +4377,6 @@
           <w:p>
             <w:pPr>
               <w:spacing w:after="0"/>
-              <w:rPr>
-                <w:rFonts w:hint="eastAsia"/>
-              </w:rPr>
             </w:pPr>
             <w:r>
               <w:rPr>
@@ -5024,9 +4406,6 @@
           <w:p>
             <w:pPr>
               <w:spacing w:after="0"/>
-              <w:rPr>
-                <w:rFonts w:hint="eastAsia"/>
-              </w:rPr>
             </w:pPr>
             <w:r>
               <w:rPr>
@@ -5050,9 +4429,6 @@
           <w:p>
             <w:pPr>
               <w:spacing w:after="0"/>
-              <w:rPr>
-                <w:rFonts w:hint="eastAsia"/>
-              </w:rPr>
             </w:pPr>
             <w:r>
               <w:rPr>
@@ -5076,9 +4452,6 @@
           <w:p>
             <w:pPr>
               <w:spacing w:after="0"/>
-              <w:rPr>
-                <w:rFonts w:hint="eastAsia"/>
-              </w:rPr>
             </w:pPr>
             <w:r>
               <w:rPr>
@@ -5109,9 +4482,6 @@
           <w:p>
             <w:pPr>
               <w:spacing w:after="0"/>
-              <w:rPr>
-                <w:rFonts w:hint="eastAsia"/>
-              </w:rPr>
             </w:pPr>
             <w:r>
               <w:rPr>
@@ -5136,9 +4506,6 @@
           <w:p>
             <w:pPr>
               <w:spacing w:after="0"/>
-              <w:rPr>
-                <w:rFonts w:hint="eastAsia"/>
-              </w:rPr>
             </w:pPr>
             <w:r>
               <w:rPr>
@@ -5163,9 +4530,6 @@
           <w:p>
             <w:pPr>
               <w:spacing w:after="0"/>
-              <w:rPr>
-                <w:rFonts w:hint="eastAsia"/>
-              </w:rPr>
             </w:pPr>
             <w:r>
               <w:rPr>
@@ -5195,9 +4559,6 @@
           <w:p>
             <w:pPr>
               <w:spacing w:after="0"/>
-              <w:rPr>
-                <w:rFonts w:hint="eastAsia"/>
-              </w:rPr>
             </w:pPr>
             <w:r>
               <w:rPr>
@@ -5221,9 +4582,6 @@
           <w:p>
             <w:pPr>
               <w:spacing w:after="0"/>
-              <w:rPr>
-                <w:rFonts w:hint="eastAsia"/>
-              </w:rPr>
             </w:pPr>
             <w:r>
               <w:rPr>
@@ -5247,9 +4605,6 @@
           <w:p>
             <w:pPr>
               <w:spacing w:after="0"/>
-              <w:rPr>
-                <w:rFonts w:hint="eastAsia"/>
-              </w:rPr>
             </w:pPr>
             <w:r>
               <w:rPr>
@@ -5264,9 +4619,6 @@
     <w:p>
       <w:pPr>
         <w:spacing w:after="0"/>
-        <w:rPr>
-          <w:rFonts w:hint="eastAsia"/>
-        </w:rPr>
       </w:pPr>
     </w:p>
     <w:p>
@@ -5278,11 +4630,6 @@
       </w:r>
     </w:p>
     <w:p>
-      <w:pPr>
-        <w:rPr>
-          <w:rFonts w:hint="eastAsia"/>
-        </w:rPr>
-      </w:pPr>
       <w:r>
         <w:t>The analysis created 42 candidate predictors. Feature families included lagged daily energy, rolling means and ranges, recent changes, exponentially weighted history, calendar signals, voltage variability and other domain-derived summaries. Filter and embedded evidence reduced the final input to 22 features. PCA was fitted as a dimensionality-reduction diagnostic, but the final model retained interpretable selected features rather than replacing them with principal components.</w:t>
       </w:r>
@@ -5329,9 +4676,6 @@
           <w:p>
             <w:pPr>
               <w:spacing w:after="0"/>
-              <w:rPr>
-                <w:rFonts w:hint="eastAsia"/>
-              </w:rPr>
             </w:pPr>
             <w:r>
               <w:rPr>
@@ -5358,9 +4702,6 @@
           <w:p>
             <w:pPr>
               <w:spacing w:after="0"/>
-              <w:rPr>
-                <w:rFonts w:hint="eastAsia"/>
-              </w:rPr>
             </w:pPr>
             <w:r>
               <w:rPr>
@@ -5387,9 +4728,6 @@
           <w:p>
             <w:pPr>
               <w:spacing w:after="0"/>
-              <w:rPr>
-                <w:rFonts w:hint="eastAsia"/>
-              </w:rPr>
             </w:pPr>
             <w:r>
               <w:rPr>
@@ -5421,9 +4759,6 @@
           <w:p>
             <w:pPr>
               <w:spacing w:after="0"/>
-              <w:rPr>
-                <w:rFonts w:hint="eastAsia"/>
-              </w:rPr>
             </w:pPr>
             <w:r>
               <w:rPr>
@@ -5447,9 +4782,6 @@
           <w:p>
             <w:pPr>
               <w:spacing w:after="0"/>
-              <w:rPr>
-                <w:rFonts w:hint="eastAsia"/>
-              </w:rPr>
             </w:pPr>
             <w:r>
               <w:rPr>
@@ -5473,9 +4805,6 @@
           <w:p>
             <w:pPr>
               <w:spacing w:after="0"/>
-              <w:rPr>
-                <w:rFonts w:hint="eastAsia"/>
-              </w:rPr>
             </w:pPr>
             <w:r>
               <w:rPr>
@@ -5506,9 +4835,6 @@
           <w:p>
             <w:pPr>
               <w:spacing w:after="0"/>
-              <w:rPr>
-                <w:rFonts w:hint="eastAsia"/>
-              </w:rPr>
             </w:pPr>
             <w:r>
               <w:rPr>
@@ -5533,9 +4859,6 @@
           <w:p>
             <w:pPr>
               <w:spacing w:after="0"/>
-              <w:rPr>
-                <w:rFonts w:hint="eastAsia"/>
-              </w:rPr>
             </w:pPr>
             <w:r>
               <w:rPr>
@@ -5560,9 +4883,6 @@
           <w:p>
             <w:pPr>
               <w:spacing w:after="0"/>
-              <w:rPr>
-                <w:rFonts w:hint="eastAsia"/>
-              </w:rPr>
             </w:pPr>
             <w:r>
               <w:rPr>
@@ -5592,9 +4912,6 @@
           <w:p>
             <w:pPr>
               <w:spacing w:after="0"/>
-              <w:rPr>
-                <w:rFonts w:hint="eastAsia"/>
-              </w:rPr>
             </w:pPr>
             <w:r>
               <w:rPr>
@@ -5618,9 +4935,6 @@
           <w:p>
             <w:pPr>
               <w:spacing w:after="0"/>
-              <w:rPr>
-                <w:rFonts w:hint="eastAsia"/>
-              </w:rPr>
             </w:pPr>
             <w:r>
               <w:rPr>
@@ -5644,9 +4958,6 @@
           <w:p>
             <w:pPr>
               <w:spacing w:after="0"/>
-              <w:rPr>
-                <w:rFonts w:hint="eastAsia"/>
-              </w:rPr>
             </w:pPr>
             <w:r>
               <w:rPr>
@@ -5677,9 +4988,6 @@
           <w:p>
             <w:pPr>
               <w:spacing w:after="0"/>
-              <w:rPr>
-                <w:rFonts w:hint="eastAsia"/>
-              </w:rPr>
             </w:pPr>
             <w:r>
               <w:rPr>
@@ -5704,9 +5012,6 @@
           <w:p>
             <w:pPr>
               <w:spacing w:after="0"/>
-              <w:rPr>
-                <w:rFonts w:hint="eastAsia"/>
-              </w:rPr>
             </w:pPr>
             <w:r>
               <w:rPr>
@@ -5731,9 +5036,6 @@
           <w:p>
             <w:pPr>
               <w:spacing w:after="0"/>
-              <w:rPr>
-                <w:rFonts w:hint="eastAsia"/>
-              </w:rPr>
             </w:pPr>
             <w:r>
               <w:rPr>
@@ -5763,9 +5065,6 @@
           <w:p>
             <w:pPr>
               <w:spacing w:after="0"/>
-              <w:rPr>
-                <w:rFonts w:hint="eastAsia"/>
-              </w:rPr>
             </w:pPr>
             <w:r>
               <w:rPr>
@@ -5789,9 +5088,6 @@
           <w:p>
             <w:pPr>
               <w:spacing w:after="0"/>
-              <w:rPr>
-                <w:rFonts w:hint="eastAsia"/>
-              </w:rPr>
             </w:pPr>
             <w:r>
               <w:rPr>
@@ -5815,9 +5111,6 @@
           <w:p>
             <w:pPr>
               <w:spacing w:after="0"/>
-              <w:rPr>
-                <w:rFonts w:hint="eastAsia"/>
-              </w:rPr>
             </w:pPr>
             <w:r>
               <w:rPr>
@@ -5832,9 +5125,6 @@
     <w:p>
       <w:pPr>
         <w:spacing w:after="0"/>
-        <w:rPr>
-          <w:rFonts w:hint="eastAsia"/>
-        </w:rPr>
       </w:pPr>
     </w:p>
     <w:p>
@@ -5888,9 +5178,6 @@
           <w:p>
             <w:pPr>
               <w:spacing w:after="0"/>
-              <w:rPr>
-                <w:rFonts w:hint="eastAsia"/>
-              </w:rPr>
             </w:pPr>
             <w:r>
               <w:rPr>
@@ -5917,9 +5204,6 @@
           <w:p>
             <w:pPr>
               <w:spacing w:after="0"/>
-              <w:rPr>
-                <w:rFonts w:hint="eastAsia"/>
-              </w:rPr>
             </w:pPr>
             <w:r>
               <w:rPr>
@@ -5946,9 +5230,6 @@
           <w:p>
             <w:pPr>
               <w:spacing w:after="0"/>
-              <w:rPr>
-                <w:rFonts w:hint="eastAsia"/>
-              </w:rPr>
             </w:pPr>
             <w:r>
               <w:rPr>
@@ -5975,9 +5256,6 @@
           <w:p>
             <w:pPr>
               <w:spacing w:after="0"/>
-              <w:rPr>
-                <w:rFonts w:hint="eastAsia"/>
-              </w:rPr>
             </w:pPr>
             <w:r>
               <w:rPr>
@@ -6009,9 +5287,6 @@
           <w:p>
             <w:pPr>
               <w:spacing w:after="0"/>
-              <w:rPr>
-                <w:rFonts w:hint="eastAsia"/>
-              </w:rPr>
             </w:pPr>
             <w:r>
               <w:rPr>
@@ -6035,9 +5310,6 @@
           <w:p>
             <w:pPr>
               <w:spacing w:after="0"/>
-              <w:rPr>
-                <w:rFonts w:hint="eastAsia"/>
-              </w:rPr>
             </w:pPr>
             <w:r>
               <w:rPr>
@@ -6061,9 +5333,6 @@
           <w:p>
             <w:pPr>
               <w:spacing w:after="0"/>
-              <w:rPr>
-                <w:rFonts w:hint="eastAsia"/>
-              </w:rPr>
             </w:pPr>
             <w:r>
               <w:rPr>
@@ -6087,9 +5356,6 @@
           <w:p>
             <w:pPr>
               <w:spacing w:after="0"/>
-              <w:rPr>
-                <w:rFonts w:hint="eastAsia"/>
-              </w:rPr>
             </w:pPr>
             <w:r>
               <w:rPr>
@@ -6120,9 +5386,6 @@
           <w:p>
             <w:pPr>
               <w:spacing w:after="0"/>
-              <w:rPr>
-                <w:rFonts w:hint="eastAsia"/>
-              </w:rPr>
             </w:pPr>
             <w:r>
               <w:rPr>
@@ -6147,9 +5410,6 @@
           <w:p>
             <w:pPr>
               <w:spacing w:after="0"/>
-              <w:rPr>
-                <w:rFonts w:hint="eastAsia"/>
-              </w:rPr>
             </w:pPr>
             <w:r>
               <w:rPr>
@@ -6174,9 +5434,6 @@
           <w:p>
             <w:pPr>
               <w:spacing w:after="0"/>
-              <w:rPr>
-                <w:rFonts w:hint="eastAsia"/>
-              </w:rPr>
             </w:pPr>
             <w:r>
               <w:rPr>
@@ -6201,9 +5458,6 @@
           <w:p>
             <w:pPr>
               <w:spacing w:after="0"/>
-              <w:rPr>
-                <w:rFonts w:hint="eastAsia"/>
-              </w:rPr>
             </w:pPr>
             <w:r>
               <w:rPr>
@@ -6233,9 +5487,6 @@
           <w:p>
             <w:pPr>
               <w:spacing w:after="0"/>
-              <w:rPr>
-                <w:rFonts w:hint="eastAsia"/>
-              </w:rPr>
             </w:pPr>
             <w:r>
               <w:rPr>
@@ -6259,9 +5510,6 @@
           <w:p>
             <w:pPr>
               <w:spacing w:after="0"/>
-              <w:rPr>
-                <w:rFonts w:hint="eastAsia"/>
-              </w:rPr>
             </w:pPr>
             <w:r>
               <w:rPr>
@@ -6285,9 +5533,6 @@
           <w:p>
             <w:pPr>
               <w:spacing w:after="0"/>
-              <w:rPr>
-                <w:rFonts w:hint="eastAsia"/>
-              </w:rPr>
             </w:pPr>
             <w:r>
               <w:rPr>
@@ -6311,9 +5556,6 @@
           <w:p>
             <w:pPr>
               <w:spacing w:after="0"/>
-              <w:rPr>
-                <w:rFonts w:hint="eastAsia"/>
-              </w:rPr>
             </w:pPr>
             <w:r>
               <w:rPr>
@@ -6328,9 +5570,6 @@
     <w:p>
       <w:pPr>
         <w:spacing w:after="0"/>
-        <w:rPr>
-          <w:rFonts w:hint="eastAsia"/>
-        </w:rPr>
       </w:pPr>
     </w:p>
     <w:p>
@@ -6351,11 +5590,6 @@
       </w:r>
     </w:p>
     <w:p>
-      <w:pPr>
-        <w:rPr>
-          <w:rFonts w:hint="eastAsia"/>
-        </w:rPr>
-      </w:pPr>
       <w:r>
         <w:t>Two simple baselines and three machine-learning models were compared. Ridge Regression provided a regularized linear benchmark, Random Forest represented bagged nonlinear trees, and XGBoost represented gradient-boosted trees. Hyperparameters were tuned with five chronological cross-validation splits. The final algorithm was chosen only from validation performance, preserving the test period for unbiased final evaluation.</w:t>
       </w:r>
@@ -6364,9 +5598,6 @@
       <w:pPr>
         <w:keepNext/>
         <w:jc w:val="center"/>
-        <w:rPr>
-          <w:rFonts w:hint="eastAsia"/>
-        </w:rPr>
       </w:pPr>
       <w:r>
         <w:rPr>
@@ -6413,9 +5644,6 @@
       <w:pPr>
         <w:spacing w:before="60" w:after="180"/>
         <w:jc w:val="center"/>
-        <w:rPr>
-          <w:rFonts w:hint="eastAsia"/>
-        </w:rPr>
       </w:pPr>
       <w:r>
         <w:rPr>
@@ -6470,9 +5698,6 @@
           <w:p>
             <w:pPr>
               <w:spacing w:after="0"/>
-              <w:rPr>
-                <w:rFonts w:hint="eastAsia"/>
-              </w:rPr>
             </w:pPr>
             <w:r>
               <w:rPr>
@@ -6499,9 +5724,6 @@
           <w:p>
             <w:pPr>
               <w:spacing w:after="0"/>
-              <w:rPr>
-                <w:rFonts w:hint="eastAsia"/>
-              </w:rPr>
             </w:pPr>
             <w:r>
               <w:rPr>
@@ -6528,9 +5750,6 @@
           <w:p>
             <w:pPr>
               <w:spacing w:after="0"/>
-              <w:rPr>
-                <w:rFonts w:hint="eastAsia"/>
-              </w:rPr>
             </w:pPr>
             <w:r>
               <w:rPr>
@@ -6557,9 +5776,6 @@
           <w:p>
             <w:pPr>
               <w:spacing w:after="0"/>
-              <w:rPr>
-                <w:rFonts w:hint="eastAsia"/>
-              </w:rPr>
             </w:pPr>
             <w:r>
               <w:rPr>
@@ -6586,9 +5802,6 @@
           <w:p>
             <w:pPr>
               <w:spacing w:after="0"/>
-              <w:rPr>
-                <w:rFonts w:hint="eastAsia"/>
-              </w:rPr>
             </w:pPr>
             <w:r>
               <w:rPr>
@@ -6620,9 +5833,6 @@
           <w:p>
             <w:pPr>
               <w:spacing w:after="0"/>
-              <w:rPr>
-                <w:rFonts w:hint="eastAsia"/>
-              </w:rPr>
             </w:pPr>
             <w:r>
               <w:rPr>
@@ -6646,9 +5856,6 @@
           <w:p>
             <w:pPr>
               <w:spacing w:after="0"/>
-              <w:rPr>
-                <w:rFonts w:hint="eastAsia"/>
-              </w:rPr>
             </w:pPr>
             <w:r>
               <w:rPr>
@@ -6672,9 +5879,6 @@
           <w:p>
             <w:pPr>
               <w:spacing w:after="0"/>
-              <w:rPr>
-                <w:rFonts w:hint="eastAsia"/>
-              </w:rPr>
             </w:pPr>
             <w:r>
               <w:rPr>
@@ -6698,9 +5902,6 @@
           <w:p>
             <w:pPr>
               <w:spacing w:after="0"/>
-              <w:rPr>
-                <w:rFonts w:hint="eastAsia"/>
-              </w:rPr>
             </w:pPr>
             <w:r>
               <w:rPr>
@@ -6724,9 +5925,6 @@
           <w:p>
             <w:pPr>
               <w:spacing w:after="0"/>
-              <w:rPr>
-                <w:rFonts w:hint="eastAsia"/>
-              </w:rPr>
             </w:pPr>
             <w:r>
               <w:rPr>
@@ -6757,9 +5955,6 @@
           <w:p>
             <w:pPr>
               <w:spacing w:after="0"/>
-              <w:rPr>
-                <w:rFonts w:hint="eastAsia"/>
-              </w:rPr>
             </w:pPr>
             <w:r>
               <w:rPr>
@@ -6784,9 +5979,6 @@
           <w:p>
             <w:pPr>
               <w:spacing w:after="0"/>
-              <w:rPr>
-                <w:rFonts w:hint="eastAsia"/>
-              </w:rPr>
             </w:pPr>
             <w:r>
               <w:rPr>
@@ -6811,9 +6003,6 @@
           <w:p>
             <w:pPr>
               <w:spacing w:after="0"/>
-              <w:rPr>
-                <w:rFonts w:hint="eastAsia"/>
-              </w:rPr>
             </w:pPr>
             <w:r>
               <w:rPr>
@@ -6838,9 +6027,6 @@
           <w:p>
             <w:pPr>
               <w:spacing w:after="0"/>
-              <w:rPr>
-                <w:rFonts w:hint="eastAsia"/>
-              </w:rPr>
             </w:pPr>
             <w:r>
               <w:rPr>
@@ -6865,9 +6051,6 @@
           <w:p>
             <w:pPr>
               <w:spacing w:after="0"/>
-              <w:rPr>
-                <w:rFonts w:hint="eastAsia"/>
-              </w:rPr>
             </w:pPr>
             <w:r>
               <w:rPr>
@@ -6897,9 +6080,6 @@
           <w:p>
             <w:pPr>
               <w:spacing w:after="0"/>
-              <w:rPr>
-                <w:rFonts w:hint="eastAsia"/>
-              </w:rPr>
             </w:pPr>
             <w:r>
               <w:rPr>
@@ -6923,9 +6103,6 @@
           <w:p>
             <w:pPr>
               <w:spacing w:after="0"/>
-              <w:rPr>
-                <w:rFonts w:hint="eastAsia"/>
-              </w:rPr>
             </w:pPr>
             <w:r>
               <w:rPr>
@@ -6949,9 +6126,6 @@
           <w:p>
             <w:pPr>
               <w:spacing w:after="0"/>
-              <w:rPr>
-                <w:rFonts w:hint="eastAsia"/>
-              </w:rPr>
             </w:pPr>
             <w:r>
               <w:rPr>
@@ -6975,9 +6149,6 @@
           <w:p>
             <w:pPr>
               <w:spacing w:after="0"/>
-              <w:rPr>
-                <w:rFonts w:hint="eastAsia"/>
-              </w:rPr>
             </w:pPr>
             <w:r>
               <w:rPr>
@@ -7001,9 +6172,6 @@
           <w:p>
             <w:pPr>
               <w:spacing w:after="0"/>
-              <w:rPr>
-                <w:rFonts w:hint="eastAsia"/>
-              </w:rPr>
             </w:pPr>
             <w:r>
               <w:rPr>
@@ -7034,9 +6202,6 @@
           <w:p>
             <w:pPr>
               <w:spacing w:after="0"/>
-              <w:rPr>
-                <w:rFonts w:hint="eastAsia"/>
-              </w:rPr>
             </w:pPr>
             <w:r>
               <w:rPr>
@@ -7061,9 +6226,6 @@
           <w:p>
             <w:pPr>
               <w:spacing w:after="0"/>
-              <w:rPr>
-                <w:rFonts w:hint="eastAsia"/>
-              </w:rPr>
             </w:pPr>
             <w:r>
               <w:rPr>
@@ -7088,9 +6250,6 @@
           <w:p>
             <w:pPr>
               <w:spacing w:after="0"/>
-              <w:rPr>
-                <w:rFonts w:hint="eastAsia"/>
-              </w:rPr>
             </w:pPr>
             <w:r>
               <w:rPr>
@@ -7115,9 +6274,6 @@
           <w:p>
             <w:pPr>
               <w:spacing w:after="0"/>
-              <w:rPr>
-                <w:rFonts w:hint="eastAsia"/>
-              </w:rPr>
             </w:pPr>
             <w:r>
               <w:rPr>
@@ -7142,9 +6298,6 @@
           <w:p>
             <w:pPr>
               <w:spacing w:after="0"/>
-              <w:rPr>
-                <w:rFonts w:hint="eastAsia"/>
-              </w:rPr>
             </w:pPr>
             <w:r>
               <w:rPr>
@@ -7174,9 +6327,6 @@
           <w:p>
             <w:pPr>
               <w:spacing w:after="0"/>
-              <w:rPr>
-                <w:rFonts w:hint="eastAsia"/>
-              </w:rPr>
             </w:pPr>
             <w:r>
               <w:rPr>
@@ -7200,9 +6350,6 @@
           <w:p>
             <w:pPr>
               <w:spacing w:after="0"/>
-              <w:rPr>
-                <w:rFonts w:hint="eastAsia"/>
-              </w:rPr>
             </w:pPr>
             <w:r>
               <w:rPr>
@@ -7226,9 +6373,6 @@
           <w:p>
             <w:pPr>
               <w:spacing w:after="0"/>
-              <w:rPr>
-                <w:rFonts w:hint="eastAsia"/>
-              </w:rPr>
             </w:pPr>
             <w:r>
               <w:rPr>
@@ -7252,9 +6396,6 @@
           <w:p>
             <w:pPr>
               <w:spacing w:after="0"/>
-              <w:rPr>
-                <w:rFonts w:hint="eastAsia"/>
-              </w:rPr>
             </w:pPr>
             <w:r>
               <w:rPr>
@@ -7278,9 +6419,6 @@
           <w:p>
             <w:pPr>
               <w:spacing w:after="0"/>
-              <w:rPr>
-                <w:rFonts w:hint="eastAsia"/>
-              </w:rPr>
             </w:pPr>
             <w:r>
               <w:rPr>
@@ -7295,9 +6433,6 @@
     <w:p>
       <w:pPr>
         <w:spacing w:after="0"/>
-        <w:rPr>
-          <w:rFonts w:hint="eastAsia"/>
-        </w:rPr>
       </w:pPr>
     </w:p>
     <w:p>
@@ -7313,9 +6448,6 @@
       <w:pPr>
         <w:keepNext/>
         <w:jc w:val="center"/>
-        <w:rPr>
-          <w:rFonts w:hint="eastAsia"/>
-        </w:rPr>
       </w:pPr>
       <w:r>
         <w:rPr>
@@ -7362,9 +6494,6 @@
       <w:pPr>
         <w:spacing w:before="60" w:after="180"/>
         <w:jc w:val="center"/>
-        <w:rPr>
-          <w:rFonts w:hint="eastAsia"/>
-        </w:rPr>
       </w:pPr>
       <w:r>
         <w:rPr>
@@ -7376,11 +6505,6 @@
       </w:r>
     </w:p>
     <w:p>
-      <w:pPr>
-        <w:rPr>
-          <w:rFonts w:hint="eastAsia"/>
-        </w:rPr>
-      </w:pPr>
       <w:r>
         <w:t>XGBoost achieved a test MAE of 3.7232 kWh compared with 5.7282 kWh for the seasonal-naive baseline, a 35.0 percent improvement. The bootstrap 95 percent confidence interval for test MAE was 3.2278 to 4.2559 kWh. A calibrated nominal 90 percent prediction band used a radius of plus or minus 8.677 kWh and covered 93.06 percent of test observations.</w:t>
       </w:r>
@@ -7398,9 +6522,6 @@
       <w:pPr>
         <w:keepNext/>
         <w:jc w:val="center"/>
-        <w:rPr>
-          <w:rFonts w:hint="eastAsia"/>
-        </w:rPr>
       </w:pPr>
       <w:r>
         <w:rPr>
@@ -7447,9 +6568,6 @@
       <w:pPr>
         <w:spacing w:before="60" w:after="180"/>
         <w:jc w:val="center"/>
-        <w:rPr>
-          <w:rFonts w:hint="eastAsia"/>
-        </w:rPr>
       </w:pPr>
       <w:r>
         <w:rPr>
@@ -7503,9 +6621,6 @@
           <w:p>
             <w:pPr>
               <w:spacing w:after="0"/>
-              <w:rPr>
-                <w:rFonts w:hint="eastAsia"/>
-              </w:rPr>
             </w:pPr>
             <w:r>
               <w:rPr>
@@ -7532,9 +6647,6 @@
           <w:p>
             <w:pPr>
               <w:spacing w:after="0"/>
-              <w:rPr>
-                <w:rFonts w:hint="eastAsia"/>
-              </w:rPr>
             </w:pPr>
             <w:r>
               <w:rPr>
@@ -7561,9 +6673,6 @@
           <w:p>
             <w:pPr>
               <w:spacing w:after="0"/>
-              <w:rPr>
-                <w:rFonts w:hint="eastAsia"/>
-              </w:rPr>
             </w:pPr>
             <w:r>
               <w:rPr>
@@ -7590,9 +6699,6 @@
           <w:p>
             <w:pPr>
               <w:spacing w:after="0"/>
-              <w:rPr>
-                <w:rFonts w:hint="eastAsia"/>
-              </w:rPr>
             </w:pPr>
             <w:r>
               <w:rPr>
@@ -7624,9 +6730,6 @@
           <w:p>
             <w:pPr>
               <w:spacing w:after="0"/>
-              <w:rPr>
-                <w:rFonts w:hint="eastAsia"/>
-              </w:rPr>
             </w:pPr>
             <w:r>
               <w:rPr>
@@ -7650,9 +6753,6 @@
           <w:p>
             <w:pPr>
               <w:spacing w:after="0"/>
-              <w:rPr>
-                <w:rFonts w:hint="eastAsia"/>
-              </w:rPr>
             </w:pPr>
             <w:r>
               <w:rPr>
@@ -7676,9 +6776,6 @@
           <w:p>
             <w:pPr>
               <w:spacing w:after="0"/>
-              <w:rPr>
-                <w:rFonts w:hint="eastAsia"/>
-              </w:rPr>
             </w:pPr>
             <w:r>
               <w:rPr>
@@ -7702,9 +6799,6 @@
           <w:p>
             <w:pPr>
               <w:spacing w:after="0"/>
-              <w:rPr>
-                <w:rFonts w:hint="eastAsia"/>
-              </w:rPr>
             </w:pPr>
             <w:r>
               <w:rPr>
@@ -7735,9 +6829,6 @@
           <w:p>
             <w:pPr>
               <w:spacing w:after="0"/>
-              <w:rPr>
-                <w:rFonts w:hint="eastAsia"/>
-              </w:rPr>
             </w:pPr>
             <w:r>
               <w:rPr>
@@ -7762,9 +6853,6 @@
           <w:p>
             <w:pPr>
               <w:spacing w:after="0"/>
-              <w:rPr>
-                <w:rFonts w:hint="eastAsia"/>
-              </w:rPr>
             </w:pPr>
             <w:r>
               <w:rPr>
@@ -7789,9 +6877,6 @@
           <w:p>
             <w:pPr>
               <w:spacing w:after="0"/>
-              <w:rPr>
-                <w:rFonts w:hint="eastAsia"/>
-              </w:rPr>
             </w:pPr>
             <w:r>
               <w:rPr>
@@ -7816,9 +6901,6 @@
           <w:p>
             <w:pPr>
               <w:spacing w:after="0"/>
-              <w:rPr>
-                <w:rFonts w:hint="eastAsia"/>
-              </w:rPr>
             </w:pPr>
             <w:r>
               <w:rPr>
@@ -7848,9 +6930,6 @@
           <w:p>
             <w:pPr>
               <w:spacing w:after="0"/>
-              <w:rPr>
-                <w:rFonts w:hint="eastAsia"/>
-              </w:rPr>
             </w:pPr>
             <w:r>
               <w:rPr>
@@ -7874,9 +6953,6 @@
           <w:p>
             <w:pPr>
               <w:spacing w:after="0"/>
-              <w:rPr>
-                <w:rFonts w:hint="eastAsia"/>
-              </w:rPr>
             </w:pPr>
             <w:r>
               <w:rPr>
@@ -7900,9 +6976,6 @@
           <w:p>
             <w:pPr>
               <w:spacing w:after="0"/>
-              <w:rPr>
-                <w:rFonts w:hint="eastAsia"/>
-              </w:rPr>
             </w:pPr>
             <w:r>
               <w:rPr>
@@ -7926,9 +6999,6 @@
           <w:p>
             <w:pPr>
               <w:spacing w:after="0"/>
-              <w:rPr>
-                <w:rFonts w:hint="eastAsia"/>
-              </w:rPr>
             </w:pPr>
             <w:r>
               <w:rPr>
@@ -7959,9 +7029,6 @@
           <w:p>
             <w:pPr>
               <w:spacing w:after="0"/>
-              <w:rPr>
-                <w:rFonts w:hint="eastAsia"/>
-              </w:rPr>
             </w:pPr>
             <w:r>
               <w:rPr>
@@ -7986,9 +7053,6 @@
           <w:p>
             <w:pPr>
               <w:spacing w:after="0"/>
-              <w:rPr>
-                <w:rFonts w:hint="eastAsia"/>
-              </w:rPr>
             </w:pPr>
             <w:r>
               <w:rPr>
@@ -8013,9 +7077,6 @@
           <w:p>
             <w:pPr>
               <w:spacing w:after="0"/>
-              <w:rPr>
-                <w:rFonts w:hint="eastAsia"/>
-              </w:rPr>
             </w:pPr>
             <w:r>
               <w:rPr>
@@ -8040,9 +7101,6 @@
           <w:p>
             <w:pPr>
               <w:spacing w:after="0"/>
-              <w:rPr>
-                <w:rFonts w:hint="eastAsia"/>
-              </w:rPr>
             </w:pPr>
             <w:r>
               <w:rPr>
@@ -8072,9 +7130,6 @@
           <w:p>
             <w:pPr>
               <w:spacing w:after="0"/>
-              <w:rPr>
-                <w:rFonts w:hint="eastAsia"/>
-              </w:rPr>
             </w:pPr>
             <w:r>
               <w:rPr>
@@ -8098,9 +7153,6 @@
           <w:p>
             <w:pPr>
               <w:spacing w:after="0"/>
-              <w:rPr>
-                <w:rFonts w:hint="eastAsia"/>
-              </w:rPr>
             </w:pPr>
             <w:r>
               <w:rPr>
@@ -8124,9 +7176,6 @@
           <w:p>
             <w:pPr>
               <w:spacing w:after="0"/>
-              <w:rPr>
-                <w:rFonts w:hint="eastAsia"/>
-              </w:rPr>
             </w:pPr>
             <w:r>
               <w:rPr>
@@ -8150,9 +7199,6 @@
           <w:p>
             <w:pPr>
               <w:spacing w:after="0"/>
-              <w:rPr>
-                <w:rFonts w:hint="eastAsia"/>
-              </w:rPr>
             </w:pPr>
             <w:r>
               <w:rPr>
@@ -8167,9 +7213,6 @@
     <w:p>
       <w:pPr>
         <w:spacing w:after="0"/>
-        <w:rPr>
-          <w:rFonts w:hint="eastAsia"/>
-        </w:rPr>
       </w:pPr>
     </w:p>
     <w:tbl>
@@ -8200,9 +7243,6 @@
           <w:p>
             <w:pPr>
               <w:spacing w:after="100"/>
-              <w:rPr>
-                <w:rFonts w:hint="eastAsia"/>
-              </w:rPr>
             </w:pPr>
             <w:r>
               <w:rPr>
@@ -8215,9 +7255,6 @@
           <w:p>
             <w:pPr>
               <w:spacing w:after="0"/>
-              <w:rPr>
-                <w:rFonts w:hint="eastAsia"/>
-              </w:rPr>
             </w:pPr>
             <w:r>
               <w:rPr>
@@ -8232,17 +7269,9 @@
     <w:p>
       <w:pPr>
         <w:spacing w:after="0"/>
-        <w:rPr>
-          <w:rFonts w:hint="eastAsia"/>
-        </w:rPr>
       </w:pPr>
     </w:p>
     <w:p>
-      <w:pPr>
-        <w:rPr>
-          <w:rFonts w:hint="eastAsia"/>
-        </w:rPr>
-      </w:pPr>
       <w:r>
         <w:br w:type="page"/>
       </w:r>
@@ -8265,11 +7294,6 @@
       </w:r>
     </w:p>
     <w:p>
-      <w:pPr>
-        <w:rPr>
-          <w:rFonts w:hint="eastAsia"/>
-        </w:rPr>
-      </w:pPr>
       <w:r>
         <w:t>Model behavior was examined with SHAP, LIME, partial dependence plots, individual conditional expectation curves and permutation importance. The strongest signals included previous-day consumption, the seven-day exponentially weighted history, annual seasonality, recent rolling maxima and previous-day voltage variability. These explanations describe statistical associations and should not be interpreted as causal relationships.</w:t>
       </w:r>
@@ -8283,11 +7307,6 @@
       </w:r>
     </w:p>
     <w:p>
-      <w:pPr>
-        <w:rPr>
-          <w:rFonts w:hint="eastAsia"/>
-        </w:rPr>
-      </w:pPr>
       <w:r>
         <w:t>Leakage controls passed: splits were chronological, target and warning outcomes were excluded from predictors, consumption-derived variables used lagged or shifted windows, scaling occurred inside the Ridge pipeline, and XGBoost was selected before final testing. Training, validation and test MAE were 4.8782, 4.0415 and 3.7232 kWh respectively. The result does not show classic overfitting, although geographic transfer and temporal drift remain major risks.</w:t>
       </w:r>
@@ -8304,9 +7323,6 @@
       <w:pPr>
         <w:keepNext/>
         <w:jc w:val="center"/>
-        <w:rPr>
-          <w:rFonts w:hint="eastAsia"/>
-        </w:rPr>
       </w:pPr>
       <w:r>
         <w:rPr>
@@ -8353,9 +7369,6 @@
       <w:pPr>
         <w:spacing w:before="60" w:after="180"/>
         <w:jc w:val="center"/>
-        <w:rPr>
-          <w:rFonts w:hint="eastAsia"/>
-        </w:rPr>
       </w:pPr>
       <w:r>
         <w:rPr>
@@ -8367,11 +7380,6 @@
       </w:r>
     </w:p>
     <w:p>
-      <w:pPr>
-        <w:rPr>
-          <w:rFonts w:hint="eastAsia"/>
-        </w:rPr>
-      </w:pPr>
       <w:r>
         <w:t>Test MAE was 3.1358 kWh on normal days and 7.5540 kWh on high-consumption days. The model underpredicted 91.3 percent of high-consumption days. Weekend MAE was also higher than weekday MAE. These operational groups reveal robustness problems, but they are not protected demographic groups.</w:t>
       </w:r>
@@ -8385,11 +7393,6 @@
       </w:r>
     </w:p>
     <w:p>
-      <w:pPr>
-        <w:rPr>
-          <w:rFonts w:hint="eastAsia"/>
-        </w:rPr>
-      </w:pPr>
       <w:r>
         <w:t>The source data contains no gender, race, age, income or socioeconomic-status fields and represents only one anonymous household. Demographic parity, equalized odds and disparate impact therefore cannot be validly estimated for protected groups. No sensitive labels were inferred. Fairness-style calculations across season, weekday or weekend and consumption bands were used only as operational diagnostics and must not be presented as evidence of demographic fairness.</w:t>
       </w:r>
@@ -8436,9 +7439,6 @@
           <w:p>
             <w:pPr>
               <w:spacing w:after="0"/>
-              <w:rPr>
-                <w:rFonts w:hint="eastAsia"/>
-              </w:rPr>
             </w:pPr>
             <w:r>
               <w:rPr>
@@ -8466,9 +7466,6 @@
           <w:p>
             <w:pPr>
               <w:spacing w:after="0"/>
-              <w:rPr>
-                <w:rFonts w:hint="eastAsia"/>
-              </w:rPr>
             </w:pPr>
             <w:r>
               <w:rPr>
@@ -8495,9 +7492,6 @@
           <w:p>
             <w:pPr>
               <w:spacing w:after="0"/>
-              <w:rPr>
-                <w:rFonts w:hint="eastAsia"/>
-              </w:rPr>
             </w:pPr>
             <w:r>
               <w:rPr>
@@ -8529,9 +7523,6 @@
           <w:p>
             <w:pPr>
               <w:spacing w:after="0"/>
-              <w:rPr>
-                <w:rFonts w:hint="eastAsia"/>
-              </w:rPr>
             </w:pPr>
             <w:r>
               <w:rPr>
@@ -8555,9 +7546,6 @@
           <w:p>
             <w:pPr>
               <w:spacing w:after="0"/>
-              <w:rPr>
-                <w:rFonts w:hint="eastAsia"/>
-              </w:rPr>
             </w:pPr>
             <w:r>
               <w:rPr>
@@ -8581,9 +7569,6 @@
           <w:p>
             <w:pPr>
               <w:spacing w:after="0"/>
-              <w:rPr>
-                <w:rFonts w:hint="eastAsia"/>
-              </w:rPr>
             </w:pPr>
             <w:r>
               <w:rPr>
@@ -8614,9 +7599,6 @@
           <w:p>
             <w:pPr>
               <w:spacing w:after="0"/>
-              <w:rPr>
-                <w:rFonts w:hint="eastAsia"/>
-              </w:rPr>
             </w:pPr>
             <w:r>
               <w:rPr>
@@ -8641,9 +7623,6 @@
           <w:p>
             <w:pPr>
               <w:spacing w:after="0"/>
-              <w:rPr>
-                <w:rFonts w:hint="eastAsia"/>
-              </w:rPr>
             </w:pPr>
             <w:r>
               <w:rPr>
@@ -8668,9 +7647,6 @@
           <w:p>
             <w:pPr>
               <w:spacing w:after="0"/>
-              <w:rPr>
-                <w:rFonts w:hint="eastAsia"/>
-              </w:rPr>
             </w:pPr>
             <w:r>
               <w:rPr>
@@ -8700,9 +7676,6 @@
           <w:p>
             <w:pPr>
               <w:spacing w:after="0"/>
-              <w:rPr>
-                <w:rFonts w:hint="eastAsia"/>
-              </w:rPr>
             </w:pPr>
             <w:r>
               <w:rPr>
@@ -8726,9 +7699,6 @@
           <w:p>
             <w:pPr>
               <w:spacing w:after="0"/>
-              <w:rPr>
-                <w:rFonts w:hint="eastAsia"/>
-              </w:rPr>
             </w:pPr>
             <w:r>
               <w:rPr>
@@ -8752,9 +7722,6 @@
           <w:p>
             <w:pPr>
               <w:spacing w:after="0"/>
-              <w:rPr>
-                <w:rFonts w:hint="eastAsia"/>
-              </w:rPr>
             </w:pPr>
             <w:r>
               <w:rPr>
@@ -8785,9 +7752,6 @@
           <w:p>
             <w:pPr>
               <w:spacing w:after="0"/>
-              <w:rPr>
-                <w:rFonts w:hint="eastAsia"/>
-              </w:rPr>
             </w:pPr>
             <w:r>
               <w:rPr>
@@ -8812,9 +7776,6 @@
           <w:p>
             <w:pPr>
               <w:spacing w:after="0"/>
-              <w:rPr>
-                <w:rFonts w:hint="eastAsia"/>
-              </w:rPr>
             </w:pPr>
             <w:r>
               <w:rPr>
@@ -8839,9 +7800,6 @@
           <w:p>
             <w:pPr>
               <w:spacing w:after="0"/>
-              <w:rPr>
-                <w:rFonts w:hint="eastAsia"/>
-              </w:rPr>
             </w:pPr>
             <w:r>
               <w:rPr>
@@ -8871,9 +7829,6 @@
           <w:p>
             <w:pPr>
               <w:spacing w:after="0"/>
-              <w:rPr>
-                <w:rFonts w:hint="eastAsia"/>
-              </w:rPr>
             </w:pPr>
             <w:r>
               <w:rPr>
@@ -8897,9 +7852,6 @@
           <w:p>
             <w:pPr>
               <w:spacing w:after="0"/>
-              <w:rPr>
-                <w:rFonts w:hint="eastAsia"/>
-              </w:rPr>
             </w:pPr>
             <w:r>
               <w:rPr>
@@ -8923,9 +7875,6 @@
           <w:p>
             <w:pPr>
               <w:spacing w:after="0"/>
-              <w:rPr>
-                <w:rFonts w:hint="eastAsia"/>
-              </w:rPr>
             </w:pPr>
             <w:r>
               <w:rPr>
@@ -8956,9 +7905,6 @@
           <w:p>
             <w:pPr>
               <w:spacing w:after="0"/>
-              <w:rPr>
-                <w:rFonts w:hint="eastAsia"/>
-              </w:rPr>
             </w:pPr>
             <w:r>
               <w:rPr>
@@ -8983,9 +7929,6 @@
           <w:p>
             <w:pPr>
               <w:spacing w:after="0"/>
-              <w:rPr>
-                <w:rFonts w:hint="eastAsia"/>
-              </w:rPr>
             </w:pPr>
             <w:r>
               <w:rPr>
@@ -9010,9 +7953,6 @@
           <w:p>
             <w:pPr>
               <w:spacing w:after="0"/>
-              <w:rPr>
-                <w:rFonts w:hint="eastAsia"/>
-              </w:rPr>
             </w:pPr>
             <w:r>
               <w:rPr>
@@ -9027,17 +7967,9 @@
     <w:p>
       <w:pPr>
         <w:spacing w:after="0"/>
-        <w:rPr>
-          <w:rFonts w:hint="eastAsia"/>
-        </w:rPr>
       </w:pPr>
     </w:p>
     <w:p>
-      <w:pPr>
-        <w:rPr>
-          <w:rFonts w:hint="eastAsia"/>
-        </w:rPr>
-      </w:pPr>
       <w:r>
         <w:br w:type="page"/>
       </w:r>
@@ -9060,11 +7992,6 @@
       </w:r>
     </w:p>
     <w:p>
-      <w:pPr>
-        <w:rPr>
-          <w:rFonts w:hint="eastAsia"/>
-        </w:rPr>
-      </w:pPr>
       <w:r>
         <w:t>The proof of concept translates the forecasting pipeline into a household-facing monitoring experience. Its role is to make historical consumption and model uncertainty visible early enough for a user to review behavior. It is not a utility billing portal and does not control appliances automatically.</w:t>
       </w:r>
@@ -9073,9 +8000,6 @@
       <w:pPr>
         <w:keepNext/>
         <w:jc w:val="center"/>
-        <w:rPr>
-          <w:rFonts w:hint="eastAsia"/>
-        </w:rPr>
       </w:pPr>
       <w:r>
         <w:rPr>
@@ -9122,9 +8046,6 @@
       <w:pPr>
         <w:spacing w:before="60" w:after="180"/>
         <w:jc w:val="center"/>
-        <w:rPr>
-          <w:rFonts w:hint="eastAsia"/>
-        </w:rPr>
       </w:pPr>
       <w:r>
         <w:rPr>
@@ -9181,11 +8102,6 @@
             <w:vAlign w:val="center"/>
           </w:tcPr>
           <w:p>
-            <w:pPr>
-              <w:rPr>
-                <w:rFonts w:hint="eastAsia"/>
-              </w:rPr>
-            </w:pPr>
             <w:r>
               <w:rPr>
                 <w:b/>
@@ -9208,11 +8124,6 @@
             <w:vAlign w:val="center"/>
           </w:tcPr>
           <w:p>
-            <w:pPr>
-              <w:rPr>
-                <w:rFonts w:hint="eastAsia"/>
-              </w:rPr>
-            </w:pPr>
             <w:r>
               <w:rPr>
                 <w:b/>
@@ -9235,11 +8146,6 @@
             <w:vAlign w:val="center"/>
           </w:tcPr>
           <w:p>
-            <w:pPr>
-              <w:rPr>
-                <w:rFonts w:hint="eastAsia"/>
-              </w:rPr>
-            </w:pPr>
             <w:r>
               <w:rPr>
                 <w:b/>
@@ -9267,11 +8173,6 @@
             <w:vAlign w:val="center"/>
           </w:tcPr>
           <w:p>
-            <w:pPr>
-              <w:rPr>
-                <w:rFonts w:hint="eastAsia"/>
-              </w:rPr>
-            </w:pPr>
             <w:r>
               <w:t>Reading input</w:t>
             </w:r>
@@ -9289,11 +8190,6 @@
             <w:vAlign w:val="center"/>
           </w:tcPr>
           <w:p>
-            <w:pPr>
-              <w:rPr>
-                <w:rFonts w:hint="eastAsia"/>
-              </w:rPr>
-            </w:pPr>
             <w:r>
               <w:t>CSV or Excel upload plus manual date, daily kWh and optional voltage variability</w:t>
             </w:r>
@@ -9311,11 +8207,6 @@
             <w:vAlign w:val="center"/>
           </w:tcPr>
           <w:p>
-            <w:pPr>
-              <w:rPr>
-                <w:rFonts w:hint="eastAsia"/>
-              </w:rPr>
-            </w:pPr>
             <w:r>
               <w:t>Use exported meter data or enter readings without changing code</w:t>
             </w:r>
@@ -9340,11 +8231,6 @@
             <w:vAlign w:val="center"/>
           </w:tcPr>
           <w:p>
-            <w:pPr>
-              <w:rPr>
-                <w:rFonts w:hint="eastAsia"/>
-              </w:rPr>
-            </w:pPr>
             <w:r>
               <w:t>Input normalization</w:t>
             </w:r>
@@ -9363,11 +8249,6 @@
             <w:vAlign w:val="center"/>
           </w:tcPr>
           <w:p>
-            <w:pPr>
-              <w:rPr>
-                <w:rFonts w:hint="eastAsia"/>
-              </w:rPr>
-            </w:pPr>
             <w:r>
               <w:t>Daily kWh, cumulative meter, timestamped power and original UCI minute-reading formats</w:t>
             </w:r>
@@ -9386,11 +8267,6 @@
             <w:vAlign w:val="center"/>
           </w:tcPr>
           <w:p>
-            <w:pPr>
-              <w:rPr>
-                <w:rFonts w:hint="eastAsia"/>
-              </w:rPr>
-            </w:pPr>
             <w:r>
               <w:t>Convert supported sources into a consistent daily history</w:t>
             </w:r>
@@ -9414,11 +8290,6 @@
             <w:vAlign w:val="center"/>
           </w:tcPr>
           <w:p>
-            <w:pPr>
-              <w:rPr>
-                <w:rFonts w:hint="eastAsia"/>
-              </w:rPr>
-            </w:pPr>
             <w:r>
               <w:t>History validation</w:t>
             </w:r>
@@ -9436,11 +8307,6 @@
             <w:vAlign w:val="center"/>
           </w:tcPr>
           <w:p>
-            <w:pPr>
-              <w:rPr>
-                <w:rFonts w:hint="eastAsia"/>
-              </w:rPr>
-            </w:pPr>
             <w:r>
               <w:t>At least 30 consecutive daily readings are required for rolling and lag features</w:t>
             </w:r>
@@ -9458,11 +8324,6 @@
             <w:vAlign w:val="center"/>
           </w:tcPr>
           <w:p>
-            <w:pPr>
-              <w:rPr>
-                <w:rFonts w:hint="eastAsia"/>
-              </w:rPr>
-            </w:pPr>
             <w:r>
               <w:t>Prevent a forecast when the required feature history is incomplete</w:t>
             </w:r>
@@ -9487,11 +8348,6 @@
             <w:vAlign w:val="center"/>
           </w:tcPr>
           <w:p>
-            <w:pPr>
-              <w:rPr>
-                <w:rFonts w:hint="eastAsia"/>
-              </w:rPr>
-            </w:pPr>
             <w:r>
               <w:t>Next-day forecast</w:t>
             </w:r>
@@ -9510,11 +8366,6 @@
             <w:vAlign w:val="center"/>
           </w:tcPr>
           <w:p>
-            <w:pPr>
-              <w:rPr>
-                <w:rFonts w:hint="eastAsia"/>
-              </w:rPr>
-            </w:pPr>
             <w:r>
               <w:t>Predicted kWh from saved model version step4-xgboost-1.0.0</w:t>
             </w:r>
@@ -9533,11 +8384,6 @@
             <w:vAlign w:val="center"/>
           </w:tcPr>
           <w:p>
-            <w:pPr>
-              <w:rPr>
-                <w:rFonts w:hint="eastAsia"/>
-              </w:rPr>
-            </w:pPr>
             <w:r>
               <w:t>Plan the following day's discretionary electricity use</w:t>
             </w:r>
@@ -9561,11 +8407,6 @@
             <w:vAlign w:val="center"/>
           </w:tcPr>
           <w:p>
-            <w:pPr>
-              <w:rPr>
-                <w:rFonts w:hint="eastAsia"/>
-              </w:rPr>
-            </w:pPr>
             <w:r>
               <w:lastRenderedPageBreak/>
               <w:t>Prediction uncertainty</w:t>
@@ -9584,11 +8425,6 @@
             <w:vAlign w:val="center"/>
           </w:tcPr>
           <w:p>
-            <w:pPr>
-              <w:rPr>
-                <w:rFonts w:hint="eastAsia"/>
-              </w:rPr>
-            </w:pPr>
             <w:r>
               <w:t>90% prediction band displayed beside the point forecast</w:t>
             </w:r>
@@ -9606,11 +8442,6 @@
             <w:vAlign w:val="center"/>
           </w:tcPr>
           <w:p>
-            <w:pPr>
-              <w:rPr>
-                <w:rFonts w:hint="eastAsia"/>
-              </w:rPr>
-            </w:pPr>
             <w:r>
               <w:t>Interpret the estimate with its expected uncertainty</w:t>
             </w:r>
@@ -9635,11 +8466,6 @@
             <w:vAlign w:val="center"/>
           </w:tcPr>
           <w:p>
-            <w:pPr>
-              <w:rPr>
-                <w:rFonts w:hint="eastAsia"/>
-              </w:rPr>
-            </w:pPr>
             <w:r>
               <w:t>Advisory level</w:t>
             </w:r>
@@ -9658,11 +8484,6 @@
             <w:vAlign w:val="center"/>
           </w:tcPr>
           <w:p>
-            <w:pPr>
-              <w:rPr>
-                <w:rFonts w:hint="eastAsia"/>
-              </w:rPr>
-            </w:pPr>
             <w:r>
               <w:t>NORMAL, WATCH, MODERATE or HIGH based on forecast utilization of the configured threshold</w:t>
             </w:r>
@@ -9681,11 +8502,6 @@
             <w:vAlign w:val="center"/>
           </w:tcPr>
           <w:p>
-            <w:pPr>
-              <w:rPr>
-                <w:rFonts w:hint="eastAsia"/>
-              </w:rPr>
-            </w:pPr>
             <w:r>
               <w:t>Prioritize attention without claiming a dependable bill-shock alarm</w:t>
             </w:r>
@@ -9709,11 +8525,6 @@
             <w:vAlign w:val="center"/>
           </w:tcPr>
           <w:p>
-            <w:pPr>
-              <w:rPr>
-                <w:rFonts w:hint="eastAsia"/>
-              </w:rPr>
-            </w:pPr>
             <w:r>
               <w:t>Cost estimate</w:t>
             </w:r>
@@ -9731,11 +8542,6 @@
             <w:vAlign w:val="center"/>
           </w:tcPr>
           <w:p>
-            <w:pPr>
-              <w:rPr>
-                <w:rFonts w:hint="eastAsia"/>
-              </w:rPr>
-            </w:pPr>
             <w:r>
               <w:t>Estimated daily and projected 30-day cost using a user-entered PHP per kWh rate</w:t>
             </w:r>
@@ -9753,11 +8559,6 @@
             <w:vAlign w:val="center"/>
           </w:tcPr>
           <w:p>
-            <w:pPr>
-              <w:rPr>
-                <w:rFonts w:hint="eastAsia"/>
-              </w:rPr>
-            </w:pPr>
             <w:r>
               <w:t>View an illustrative, explicitly non-official cost estimate</w:t>
             </w:r>
@@ -9782,11 +8583,6 @@
             <w:vAlign w:val="center"/>
           </w:tcPr>
           <w:p>
-            <w:pPr>
-              <w:rPr>
-                <w:rFonts w:hint="eastAsia"/>
-              </w:rPr>
-            </w:pPr>
             <w:r>
               <w:t>Trend and responsible use</w:t>
             </w:r>
@@ -9805,11 +8601,6 @@
             <w:vAlign w:val="center"/>
           </w:tcPr>
           <w:p>
-            <w:pPr>
-              <w:rPr>
-                <w:rFonts w:hint="eastAsia"/>
-              </w:rPr>
-            </w:pPr>
             <w:r>
               <w:t>Daily history chart, forecast point, baseline explanation and limitations</w:t>
             </w:r>
@@ -9828,11 +8619,6 @@
             <w:vAlign w:val="center"/>
           </w:tcPr>
           <w:p>
-            <w:pPr>
-              <w:rPr>
-                <w:rFonts w:hint="eastAsia"/>
-              </w:rPr>
-            </w:pPr>
             <w:r>
               <w:t>Compare recent use with the forecast and understand the POC's limits</w:t>
             </w:r>
@@ -9843,9 +8629,6 @@
     <w:p>
       <w:pPr>
         <w:spacing w:after="0"/>
-        <w:rPr>
-          <w:rFonts w:hint="eastAsia"/>
-        </w:rPr>
       </w:pPr>
       <w:r>
         <w:t>In the included demonstration, the saved model forecasts 28.03 kWh for the next day, with a 90% prediction band of 19.35-36.71 kWh. The forecast is 102.4% of the configured 27.38 kWh high-use threshold, producing a HIGH advisory. At PHP 13.00 per kWh, the illustrative daily estimate is PHP 364.38. These values demonstrate the application workflow and are not an official Meralco bill.</w:t>
@@ -9860,11 +8643,6 @@
       </w:r>
     </w:p>
     <w:p>
-      <w:pPr>
-        <w:rPr>
-          <w:rFonts w:hint="eastAsia"/>
-        </w:rPr>
-      </w:pPr>
       <w:r>
         <w:t>The application sets the high-use threshold at 120 percent of the preceding 30-day mean. It then compares the point forecast with that threshold: below 80 percent is NORMAL, 80 to below 90 percent is WATCH, 90 to below 100 percent is MODERATE, and 100 percent or higher is HIGH. These configurable tiers support user awareness; they are not validated safety thresholds or a dependable bill-shock alarm.</w:t>
       </w:r>
@@ -9909,11 +8687,6 @@
             <w:vAlign w:val="center"/>
           </w:tcPr>
           <w:p>
-            <w:pPr>
-              <w:rPr>
-                <w:rFonts w:hint="eastAsia"/>
-              </w:rPr>
-            </w:pPr>
             <w:r>
               <w:rPr>
                 <w:b/>
@@ -9936,11 +8709,6 @@
             <w:vAlign w:val="center"/>
           </w:tcPr>
           <w:p>
-            <w:pPr>
-              <w:rPr>
-                <w:rFonts w:hint="eastAsia"/>
-              </w:rPr>
-            </w:pPr>
             <w:r>
               <w:rPr>
                 <w:b/>
@@ -9963,11 +8731,6 @@
             <w:vAlign w:val="center"/>
           </w:tcPr>
           <w:p>
-            <w:pPr>
-              <w:rPr>
-                <w:rFonts w:hint="eastAsia"/>
-              </w:rPr>
-            </w:pPr>
             <w:r>
               <w:rPr>
                 <w:b/>
@@ -9995,11 +8758,6 @@
             <w:vAlign w:val="center"/>
           </w:tcPr>
           <w:p>
-            <w:pPr>
-              <w:rPr>
-                <w:rFonts w:hint="eastAsia"/>
-              </w:rPr>
-            </w:pPr>
             <w:r>
               <w:t>NORMAL</w:t>
             </w:r>
@@ -10017,11 +8775,6 @@
             <w:vAlign w:val="center"/>
           </w:tcPr>
           <w:p>
-            <w:pPr>
-              <w:rPr>
-                <w:rFonts w:hint="eastAsia"/>
-              </w:rPr>
-            </w:pPr>
             <w:r>
               <w:t>Forecast is below 80% of the high-use threshold</w:t>
             </w:r>
@@ -10039,11 +8792,6 @@
             <w:vAlign w:val="center"/>
           </w:tcPr>
           <w:p>
-            <w:pPr>
-              <w:rPr>
-                <w:rFonts w:hint="eastAsia"/>
-              </w:rPr>
-            </w:pPr>
             <w:r>
               <w:t>Usage is below the early-awareness range</w:t>
             </w:r>
@@ -10068,11 +8816,6 @@
             <w:vAlign w:val="center"/>
           </w:tcPr>
           <w:p>
-            <w:pPr>
-              <w:rPr>
-                <w:rFonts w:hint="eastAsia"/>
-              </w:rPr>
-            </w:pPr>
             <w:r>
               <w:t>WATCH</w:t>
             </w:r>
@@ -10091,11 +8834,6 @@
             <w:vAlign w:val="center"/>
           </w:tcPr>
           <w:p>
-            <w:pPr>
-              <w:rPr>
-                <w:rFonts w:hint="eastAsia"/>
-              </w:rPr>
-            </w:pPr>
             <w:r>
               <w:t>Forecast is 80% to below 90% of the high-use threshold</w:t>
             </w:r>
@@ -10114,11 +8852,6 @@
             <w:vAlign w:val="center"/>
           </w:tcPr>
           <w:p>
-            <w:pPr>
-              <w:rPr>
-                <w:rFonts w:hint="eastAsia"/>
-              </w:rPr>
-            </w:pPr>
             <w:r>
               <w:t>Review planned discretionary use</w:t>
             </w:r>
@@ -10142,11 +8875,6 @@
             <w:vAlign w:val="center"/>
           </w:tcPr>
           <w:p>
-            <w:pPr>
-              <w:rPr>
-                <w:rFonts w:hint="eastAsia"/>
-              </w:rPr>
-            </w:pPr>
             <w:r>
               <w:t>MODERATE</w:t>
             </w:r>
@@ -10164,11 +8892,6 @@
             <w:vAlign w:val="center"/>
           </w:tcPr>
           <w:p>
-            <w:pPr>
-              <w:rPr>
-                <w:rFonts w:hint="eastAsia"/>
-              </w:rPr>
-            </w:pPr>
             <w:r>
               <w:t>Forecast is 90% to below 100% of the high-use threshold</w:t>
             </w:r>
@@ -10186,11 +8909,6 @@
             <w:vAlign w:val="center"/>
           </w:tcPr>
           <w:p>
-            <w:pPr>
-              <w:rPr>
-                <w:rFonts w:hint="eastAsia"/>
-              </w:rPr>
-            </w:pPr>
             <w:r>
               <w:t>Consumption is approaching the high-use threshold</w:t>
             </w:r>
@@ -10215,11 +8933,6 @@
             <w:vAlign w:val="center"/>
           </w:tcPr>
           <w:p>
-            <w:pPr>
-              <w:rPr>
-                <w:rFonts w:hint="eastAsia"/>
-              </w:rPr>
-            </w:pPr>
             <w:r>
               <w:t>HIGH</w:t>
             </w:r>
@@ -10238,11 +8951,6 @@
             <w:vAlign w:val="center"/>
           </w:tcPr>
           <w:p>
-            <w:pPr>
-              <w:rPr>
-                <w:rFonts w:hint="eastAsia"/>
-              </w:rPr>
-            </w:pPr>
             <w:r>
               <w:t>Forecast is at or above the high-use threshold</w:t>
             </w:r>
@@ -10261,11 +8969,6 @@
             <w:vAlign w:val="center"/>
           </w:tcPr>
           <w:p>
-            <w:pPr>
-              <w:rPr>
-                <w:rFonts w:hint="eastAsia"/>
-              </w:rPr>
-            </w:pPr>
             <w:r>
               <w:t>High-use advisory with prediction uncertainty shown</w:t>
             </w:r>
@@ -10276,9 +8979,6 @@
     <w:p>
       <w:pPr>
         <w:spacing w:after="0"/>
-        <w:rPr>
-          <w:rFonts w:hint="eastAsia"/>
-        </w:rPr>
       </w:pPr>
     </w:p>
     <w:tbl>
@@ -10309,9 +9009,6 @@
           <w:p>
             <w:pPr>
               <w:spacing w:after="100"/>
-              <w:rPr>
-                <w:rFonts w:hint="eastAsia"/>
-              </w:rPr>
             </w:pPr>
             <w:r>
               <w:rPr>
@@ -10324,9 +9021,6 @@
           <w:p>
             <w:pPr>
               <w:spacing w:after="0"/>
-              <w:rPr>
-                <w:rFonts w:hint="eastAsia"/>
-              </w:rPr>
             </w:pPr>
             <w:r>
               <w:rPr>
@@ -10341,9 +9035,6 @@
     <w:p>
       <w:pPr>
         <w:spacing w:after="0"/>
-        <w:rPr>
-          <w:rFonts w:hint="eastAsia"/>
-        </w:rPr>
       </w:pPr>
     </w:p>
     <w:p>
@@ -10359,9 +9050,6 @@
       <w:pPr>
         <w:keepNext/>
         <w:jc w:val="center"/>
-        <w:rPr>
-          <w:rFonts w:hint="eastAsia"/>
-        </w:rPr>
       </w:pPr>
       <w:r>
         <w:rPr>
@@ -10408,9 +9096,6 @@
       <w:pPr>
         <w:spacing w:before="60" w:after="180"/>
         <w:jc w:val="center"/>
-        <w:rPr>
-          <w:rFonts w:hint="eastAsia"/>
-        </w:rPr>
       </w:pPr>
       <w:r>
         <w:rPr>
@@ -10420,11 +9105,6 @@
       </w:r>
     </w:p>
     <w:p>
-      <w:pPr>
-        <w:rPr>
-          <w:rFonts w:hint="eastAsia"/>
-        </w:rPr>
-      </w:pPr>
       <w:r>
         <w:t>The completed local application uses Dash and is packaged with Docker Compose. It loads the saved Step 4 XGBoost model and feature-column configuration, validates and normalizes uploaded or manually entered readings, reproduces the training feature logic, and records each forecast with its source and model version in a local JSON Lines monitoring log. Configuration is stored in YAML, the service exposes a /health endpoint, and automated tests and CI checks support reproducibility. Cloud deployment remains a recommended production option and is not implemented in this POC.</w:t>
       </w:r>
@@ -10438,11 +9118,6 @@
       </w:r>
     </w:p>
     <w:p>
-      <w:pPr>
-        <w:rPr>
-          <w:rFonts w:hint="eastAsia"/>
-        </w:rPr>
-      </w:pPr>
       <w:r>
         <w:t>The implemented POC accepts manual daily readings and CSV or Excel uploads. It normalizes daily consumption, cumulative meter, timestamped power and original UCI formats into a common daily time series. Direct utility, whole-home, circuit-level and appliance-level IoT feeds remain future enhancements and are not shown as completed dashboard capabilities.</w:t>
       </w:r>
@@ -10451,9 +9126,6 @@
       <w:pPr>
         <w:keepNext/>
         <w:jc w:val="center"/>
-        <w:rPr>
-          <w:rFonts w:hint="eastAsia"/>
-        </w:rPr>
       </w:pPr>
       <w:r>
         <w:rPr>
@@ -10501,9 +9173,6 @@
       <w:pPr>
         <w:spacing w:before="60" w:after="180"/>
         <w:jc w:val="center"/>
-        <w:rPr>
-          <w:rFonts w:hint="eastAsia"/>
-        </w:rPr>
       </w:pPr>
       <w:r>
         <w:rPr>
@@ -10557,9 +9226,6 @@
           <w:p>
             <w:pPr>
               <w:spacing w:after="0"/>
-              <w:rPr>
-                <w:rFonts w:hint="eastAsia"/>
-              </w:rPr>
             </w:pPr>
             <w:r>
               <w:rPr>
@@ -10586,9 +9252,6 @@
           <w:p>
             <w:pPr>
               <w:spacing w:after="0"/>
-              <w:rPr>
-                <w:rFonts w:hint="eastAsia"/>
-              </w:rPr>
             </w:pPr>
             <w:r>
               <w:rPr>
@@ -10615,9 +9278,6 @@
           <w:p>
             <w:pPr>
               <w:spacing w:after="0"/>
-              <w:rPr>
-                <w:rFonts w:hint="eastAsia"/>
-              </w:rPr>
             </w:pPr>
             <w:r>
               <w:rPr>
@@ -10644,9 +9304,6 @@
           <w:p>
             <w:pPr>
               <w:spacing w:after="0"/>
-              <w:rPr>
-                <w:rFonts w:hint="eastAsia"/>
-              </w:rPr>
             </w:pPr>
             <w:r>
               <w:rPr>
@@ -10678,9 +9335,6 @@
           <w:p>
             <w:pPr>
               <w:spacing w:after="0"/>
-              <w:rPr>
-                <w:rFonts w:hint="eastAsia"/>
-              </w:rPr>
             </w:pPr>
             <w:r>
               <w:rPr>
@@ -10704,9 +9358,6 @@
           <w:p>
             <w:pPr>
               <w:spacing w:after="0"/>
-              <w:rPr>
-                <w:rFonts w:hint="eastAsia"/>
-              </w:rPr>
             </w:pPr>
             <w:r>
               <w:rPr>
@@ -10730,9 +9381,6 @@
           <w:p>
             <w:pPr>
               <w:spacing w:after="0"/>
-              <w:rPr>
-                <w:rFonts w:hint="eastAsia"/>
-              </w:rPr>
             </w:pPr>
             <w:r>
               <w:rPr>
@@ -10756,9 +9404,6 @@
           <w:p>
             <w:pPr>
               <w:spacing w:after="0"/>
-              <w:rPr>
-                <w:rFonts w:hint="eastAsia"/>
-              </w:rPr>
             </w:pPr>
             <w:r>
               <w:rPr>
@@ -10789,9 +9434,6 @@
           <w:p>
             <w:pPr>
               <w:spacing w:after="0"/>
-              <w:rPr>
-                <w:rFonts w:hint="eastAsia"/>
-              </w:rPr>
             </w:pPr>
             <w:r>
               <w:rPr>
@@ -10816,9 +9458,6 @@
           <w:p>
             <w:pPr>
               <w:spacing w:after="0"/>
-              <w:rPr>
-                <w:rFonts w:hint="eastAsia"/>
-              </w:rPr>
             </w:pPr>
             <w:r>
               <w:rPr>
@@ -10843,9 +9482,6 @@
           <w:p>
             <w:pPr>
               <w:spacing w:after="0"/>
-              <w:rPr>
-                <w:rFonts w:hint="eastAsia"/>
-              </w:rPr>
             </w:pPr>
             <w:r>
               <w:rPr>
@@ -10870,9 +9506,6 @@
           <w:p>
             <w:pPr>
               <w:spacing w:after="0"/>
-              <w:rPr>
-                <w:rFonts w:hint="eastAsia"/>
-              </w:rPr>
             </w:pPr>
             <w:r>
               <w:rPr>
@@ -10902,9 +9535,6 @@
           <w:p>
             <w:pPr>
               <w:spacing w:after="0"/>
-              <w:rPr>
-                <w:rFonts w:hint="eastAsia"/>
-              </w:rPr>
             </w:pPr>
             <w:r>
               <w:rPr>
@@ -10928,9 +9558,6 @@
           <w:p>
             <w:pPr>
               <w:spacing w:after="0"/>
-              <w:rPr>
-                <w:rFonts w:hint="eastAsia"/>
-              </w:rPr>
             </w:pPr>
             <w:r>
               <w:rPr>
@@ -10954,9 +9581,6 @@
           <w:p>
             <w:pPr>
               <w:spacing w:after="0"/>
-              <w:rPr>
-                <w:rFonts w:hint="eastAsia"/>
-              </w:rPr>
             </w:pPr>
             <w:r>
               <w:rPr>
@@ -10980,9 +9604,6 @@
           <w:p>
             <w:pPr>
               <w:spacing w:after="0"/>
-              <w:rPr>
-                <w:rFonts w:hint="eastAsia"/>
-              </w:rPr>
             </w:pPr>
             <w:r>
               <w:rPr>
@@ -11013,9 +9634,6 @@
           <w:p>
             <w:pPr>
               <w:spacing w:after="0"/>
-              <w:rPr>
-                <w:rFonts w:hint="eastAsia"/>
-              </w:rPr>
             </w:pPr>
             <w:r>
               <w:rPr>
@@ -11040,9 +9658,6 @@
           <w:p>
             <w:pPr>
               <w:spacing w:after="0"/>
-              <w:rPr>
-                <w:rFonts w:hint="eastAsia"/>
-              </w:rPr>
             </w:pPr>
             <w:r>
               <w:rPr>
@@ -11067,9 +9682,6 @@
           <w:p>
             <w:pPr>
               <w:spacing w:after="0"/>
-              <w:rPr>
-                <w:rFonts w:hint="eastAsia"/>
-              </w:rPr>
             </w:pPr>
             <w:r>
               <w:rPr>
@@ -11094,9 +9706,6 @@
           <w:p>
             <w:pPr>
               <w:spacing w:after="0"/>
-              <w:rPr>
-                <w:rFonts w:hint="eastAsia"/>
-              </w:rPr>
             </w:pPr>
             <w:r>
               <w:rPr>
@@ -11126,9 +9735,6 @@
           <w:p>
             <w:pPr>
               <w:spacing w:after="0"/>
-              <w:rPr>
-                <w:rFonts w:hint="eastAsia"/>
-              </w:rPr>
             </w:pPr>
             <w:r>
               <w:rPr>
@@ -11152,9 +9758,6 @@
           <w:p>
             <w:pPr>
               <w:spacing w:after="0"/>
-              <w:rPr>
-                <w:rFonts w:hint="eastAsia"/>
-              </w:rPr>
             </w:pPr>
             <w:r>
               <w:rPr>
@@ -11178,9 +9781,6 @@
           <w:p>
             <w:pPr>
               <w:spacing w:after="0"/>
-              <w:rPr>
-                <w:rFonts w:hint="eastAsia"/>
-              </w:rPr>
             </w:pPr>
             <w:r>
               <w:rPr>
@@ -11204,9 +9804,6 @@
           <w:p>
             <w:pPr>
               <w:spacing w:after="0"/>
-              <w:rPr>
-                <w:rFonts w:hint="eastAsia"/>
-              </w:rPr>
             </w:pPr>
             <w:r>
               <w:rPr>
@@ -11237,9 +9834,6 @@
           <w:p>
             <w:pPr>
               <w:spacing w:after="0"/>
-              <w:rPr>
-                <w:rFonts w:hint="eastAsia"/>
-              </w:rPr>
             </w:pPr>
             <w:r>
               <w:rPr>
@@ -11264,9 +9858,6 @@
           <w:p>
             <w:pPr>
               <w:spacing w:after="0"/>
-              <w:rPr>
-                <w:rFonts w:hint="eastAsia"/>
-              </w:rPr>
             </w:pPr>
             <w:r>
               <w:rPr>
@@ -11291,9 +9882,6 @@
           <w:p>
             <w:pPr>
               <w:spacing w:after="0"/>
-              <w:rPr>
-                <w:rFonts w:hint="eastAsia"/>
-              </w:rPr>
             </w:pPr>
             <w:r>
               <w:rPr>
@@ -11318,9 +9906,6 @@
           <w:p>
             <w:pPr>
               <w:spacing w:after="0"/>
-              <w:rPr>
-                <w:rFonts w:hint="eastAsia"/>
-              </w:rPr>
             </w:pPr>
             <w:r>
               <w:rPr>
@@ -11350,9 +9935,6 @@
           <w:p>
             <w:pPr>
               <w:spacing w:after="0"/>
-              <w:rPr>
-                <w:rFonts w:hint="eastAsia"/>
-              </w:rPr>
             </w:pPr>
             <w:r>
               <w:rPr>
@@ -11376,9 +9958,6 @@
           <w:p>
             <w:pPr>
               <w:spacing w:after="0"/>
-              <w:rPr>
-                <w:rFonts w:hint="eastAsia"/>
-              </w:rPr>
             </w:pPr>
             <w:r>
               <w:rPr>
@@ -11402,9 +9981,6 @@
           <w:p>
             <w:pPr>
               <w:spacing w:after="0"/>
-              <w:rPr>
-                <w:rFonts w:hint="eastAsia"/>
-              </w:rPr>
             </w:pPr>
             <w:r>
               <w:rPr>
@@ -11428,9 +10004,6 @@
           <w:p>
             <w:pPr>
               <w:spacing w:after="0"/>
-              <w:rPr>
-                <w:rFonts w:hint="eastAsia"/>
-              </w:rPr>
             </w:pPr>
             <w:r>
               <w:rPr>
@@ -11461,9 +10034,6 @@
           <w:p>
             <w:pPr>
               <w:spacing w:after="0"/>
-              <w:rPr>
-                <w:rFonts w:hint="eastAsia"/>
-              </w:rPr>
             </w:pPr>
             <w:r>
               <w:rPr>
@@ -11488,9 +10058,6 @@
           <w:p>
             <w:pPr>
               <w:spacing w:after="0"/>
-              <w:rPr>
-                <w:rFonts w:hint="eastAsia"/>
-              </w:rPr>
             </w:pPr>
             <w:r>
               <w:rPr>
@@ -11515,9 +10082,6 @@
           <w:p>
             <w:pPr>
               <w:spacing w:after="0"/>
-              <w:rPr>
-                <w:rFonts w:hint="eastAsia"/>
-              </w:rPr>
             </w:pPr>
             <w:r>
               <w:rPr>
@@ -11542,9 +10106,6 @@
           <w:p>
             <w:pPr>
               <w:spacing w:after="0"/>
-              <w:rPr>
-                <w:rFonts w:hint="eastAsia"/>
-              </w:rPr>
             </w:pPr>
             <w:r>
               <w:rPr>
@@ -11559,9 +10120,6 @@
     <w:p>
       <w:pPr>
         <w:spacing w:after="0"/>
-        <w:rPr>
-          <w:rFonts w:hint="eastAsia"/>
-        </w:rPr>
       </w:pPr>
     </w:p>
     <w:p>
@@ -11576,9 +10134,6 @@
       <w:pPr>
         <w:spacing w:after="60"/>
         <w:ind w:left="403" w:hanging="317"/>
-        <w:rPr>
-          <w:rFonts w:hint="eastAsia"/>
-        </w:rPr>
       </w:pPr>
       <w:r>
         <w:rPr>
@@ -11595,9 +10150,6 @@
       <w:pPr>
         <w:spacing w:after="60"/>
         <w:ind w:left="403" w:hanging="317"/>
-        <w:rPr>
-          <w:rFonts w:hint="eastAsia"/>
-        </w:rPr>
       </w:pPr>
       <w:r>
         <w:rPr>
@@ -11614,9 +10166,6 @@
       <w:pPr>
         <w:spacing w:after="60"/>
         <w:ind w:left="403" w:hanging="317"/>
-        <w:rPr>
-          <w:rFonts w:hint="eastAsia"/>
-        </w:rPr>
       </w:pPr>
       <w:r>
         <w:rPr>
@@ -11633,9 +10182,6 @@
       <w:pPr>
         <w:spacing w:after="60"/>
         <w:ind w:left="403" w:hanging="317"/>
-        <w:rPr>
-          <w:rFonts w:hint="eastAsia"/>
-        </w:rPr>
       </w:pPr>
       <w:r>
         <w:rPr>
@@ -11653,9 +10199,6 @@
       <w:pPr>
         <w:spacing w:after="60"/>
         <w:ind w:left="403" w:hanging="317"/>
-        <w:rPr>
-          <w:rFonts w:hint="eastAsia"/>
-        </w:rPr>
       </w:pPr>
       <w:r>
         <w:rPr>
@@ -11677,11 +10220,6 @@
       </w:r>
     </w:p>
     <w:p>
-      <w:pPr>
-        <w:rPr>
-          <w:rFonts w:hint="eastAsia"/>
-        </w:rPr>
-      </w:pPr>
       <w:r>
         <w:t>A local gateway such as an ESP32, Raspberry Pi or supported home hub can publish readings through MQTT [14] or send them through HTTPS. The backend should reject duplicate or out-of-order samples, retain source quality flags and aggregate minute-level power into daily kWh using the same definitions as the training pipeline. A minimum event should contain timestamp, household or device identifier, source type, active power in watts when available, interval energy in Wh or cumulative energy in kWh, quality status and firmware or integration version.</w:t>
       </w:r>
@@ -11714,9 +10252,6 @@
           <w:p>
             <w:pPr>
               <w:spacing w:after="100"/>
-              <w:rPr>
-                <w:rFonts w:hint="eastAsia"/>
-              </w:rPr>
             </w:pPr>
             <w:r>
               <w:rPr>
@@ -11729,9 +10264,6 @@
           <w:p>
             <w:pPr>
               <w:spacing w:after="0"/>
-              <w:rPr>
-                <w:rFonts w:hint="eastAsia"/>
-              </w:rPr>
             </w:pPr>
             <w:r>
               <w:rPr>
@@ -11746,9 +10278,6 @@
     <w:p>
       <w:pPr>
         <w:spacing w:after="0"/>
-        <w:rPr>
-          <w:rFonts w:hint="eastAsia"/>
-        </w:rPr>
       </w:pPr>
     </w:p>
     <w:p>
@@ -11763,9 +10292,6 @@
       <w:pPr>
         <w:pStyle w:val="ListBullet"/>
         <w:spacing w:after="60"/>
-        <w:rPr>
-          <w:rFonts w:hint="eastAsia"/>
-        </w:rPr>
       </w:pPr>
       <w:r>
         <w:t>A user can upload valid CSV or Excel history or add a daily reading manually without editing source code.</w:t>
@@ -11775,9 +10301,6 @@
       <w:pPr>
         <w:pStyle w:val="ListBullet"/>
         <w:spacing w:after="60"/>
-        <w:rPr>
-          <w:rFonts w:hint="eastAsia"/>
-        </w:rPr>
       </w:pPr>
       <w:r>
         <w:t>The application normalizes supported schemas and requires at least 30 consecutive daily readings.</w:t>
@@ -11787,9 +10310,6 @@
       <w:pPr>
         <w:pStyle w:val="ListBullet"/>
         <w:spacing w:after="60"/>
-        <w:rPr>
-          <w:rFonts w:hint="eastAsia"/>
-        </w:rPr>
       </w:pPr>
       <w:r>
         <w:t>The saved XGBoost model generates a next-day kWh forecast and a 90% prediction band.</w:t>
@@ -11799,9 +10319,6 @@
       <w:pPr>
         <w:pStyle w:val="ListBullet"/>
         <w:spacing w:after="60"/>
-        <w:rPr>
-          <w:rFonts w:hint="eastAsia"/>
-        </w:rPr>
       </w:pPr>
       <w:r>
         <w:t>The dashboard displays daily history, the next-day forecast, recent baseline, threshold utilization and advisory status.</w:t>
@@ -11811,9 +10328,6 @@
       <w:pPr>
         <w:pStyle w:val="ListBullet"/>
         <w:spacing w:after="60"/>
-        <w:rPr>
-          <w:rFonts w:hint="eastAsia"/>
-        </w:rPr>
       </w:pPr>
       <w:r>
         <w:t>The monitoring log records the input source, model version, forecast, interval, baseline, threshold and cost estimates.</w:t>
@@ -11823,9 +10337,6 @@
       <w:pPr>
         <w:pStyle w:val="ListBullet"/>
         <w:spacing w:after="60"/>
-        <w:rPr>
-          <w:rFonts w:hint="eastAsia"/>
-        </w:rPr>
       </w:pPr>
       <w:r>
         <w:t>The local service exposes a health endpoint and retains prediction events through the Docker data mount.</w:t>
@@ -11835,9 +10346,6 @@
       <w:pPr>
         <w:pStyle w:val="ListBullet"/>
         <w:spacing w:after="60"/>
-        <w:rPr>
-          <w:rFonts w:hint="eastAsia"/>
-        </w:rPr>
       </w:pPr>
       <w:r>
         <w:t>The interface explains the threshold comparison, 30-day baseline and any feature-quality warning in plain language.</w:t>
@@ -11847,9 +10355,6 @@
       <w:pPr>
         <w:pStyle w:val="ListBullet"/>
         <w:spacing w:after="60"/>
-        <w:rPr>
-          <w:rFonts w:hint="eastAsia"/>
-        </w:rPr>
       </w:pPr>
       <w:r>
         <w:t>All cost values are marked as estimates calculated from a user-entered PHP per kWh rate.</w:t>
@@ -11859,9 +10364,6 @@
       <w:pPr>
         <w:pStyle w:val="ListBullet"/>
         <w:spacing w:after="60"/>
-        <w:rPr>
-          <w:rFonts w:hint="eastAsia"/>
-        </w:rPr>
       </w:pPr>
       <w:r>
         <w:t>Errors are handled without exposing private data or silently producing a forecast.</w:t>
@@ -11871,9 +10373,6 @@
       <w:pPr>
         <w:pStyle w:val="ListBullet"/>
         <w:spacing w:after="60"/>
-        <w:rPr>
-          <w:rFonts w:hint="eastAsia"/>
-        </w:rPr>
       </w:pPr>
       <w:r>
         <w:t>The deployment guide documents setup, model version, input schema and limitations.</w:t>
@@ -11896,11 +10395,6 @@
       </w:r>
     </w:p>
     <w:p>
-      <w:pPr>
-        <w:rPr>
-          <w:rFonts w:hint="eastAsia"/>
-        </w:rPr>
-      </w:pPr>
       <w:r>
         <w:t>The business hypothesis is that earlier and clearer consumption information can help households notice unusual patterns and act before the billing period ends. The current dataset can establish forecast accuracy, but it cannot prove behavior change, avoided kWh or peso savings. Those outcomes require a prospective pilot with Philippine households.</w:t>
       </w:r>
@@ -11947,9 +10441,6 @@
           <w:p>
             <w:pPr>
               <w:spacing w:after="0"/>
-              <w:rPr>
-                <w:rFonts w:hint="eastAsia"/>
-              </w:rPr>
             </w:pPr>
             <w:r>
               <w:rPr>
@@ -11976,9 +10467,6 @@
           <w:p>
             <w:pPr>
               <w:spacing w:after="0"/>
-              <w:rPr>
-                <w:rFonts w:hint="eastAsia"/>
-              </w:rPr>
             </w:pPr>
             <w:r>
               <w:rPr>
@@ -12005,9 +10493,6 @@
           <w:p>
             <w:pPr>
               <w:spacing w:after="0"/>
-              <w:rPr>
-                <w:rFonts w:hint="eastAsia"/>
-              </w:rPr>
             </w:pPr>
             <w:r>
               <w:rPr>
@@ -12039,9 +10524,6 @@
           <w:p>
             <w:pPr>
               <w:spacing w:after="0"/>
-              <w:rPr>
-                <w:rFonts w:hint="eastAsia"/>
-              </w:rPr>
             </w:pPr>
             <w:r>
               <w:rPr>
@@ -12065,9 +10547,6 @@
           <w:p>
             <w:pPr>
               <w:spacing w:after="0"/>
-              <w:rPr>
-                <w:rFonts w:hint="eastAsia"/>
-              </w:rPr>
             </w:pPr>
             <w:r>
               <w:rPr>
@@ -12091,9 +10570,6 @@
           <w:p>
             <w:pPr>
               <w:spacing w:after="0"/>
-              <w:rPr>
-                <w:rFonts w:hint="eastAsia"/>
-              </w:rPr>
             </w:pPr>
             <w:r>
               <w:rPr>
@@ -12124,9 +10600,6 @@
           <w:p>
             <w:pPr>
               <w:spacing w:after="0"/>
-              <w:rPr>
-                <w:rFonts w:hint="eastAsia"/>
-              </w:rPr>
             </w:pPr>
             <w:r>
               <w:rPr>
@@ -12151,9 +10624,6 @@
           <w:p>
             <w:pPr>
               <w:spacing w:after="0"/>
-              <w:rPr>
-                <w:rFonts w:hint="eastAsia"/>
-              </w:rPr>
             </w:pPr>
             <w:r>
               <w:rPr>
@@ -12178,9 +10648,6 @@
           <w:p>
             <w:pPr>
               <w:spacing w:after="0"/>
-              <w:rPr>
-                <w:rFonts w:hint="eastAsia"/>
-              </w:rPr>
             </w:pPr>
             <w:r>
               <w:rPr>
@@ -12210,9 +10677,6 @@
           <w:p>
             <w:pPr>
               <w:spacing w:after="0"/>
-              <w:rPr>
-                <w:rFonts w:hint="eastAsia"/>
-              </w:rPr>
             </w:pPr>
             <w:r>
               <w:rPr>
@@ -12237,9 +10701,6 @@
           <w:p>
             <w:pPr>
               <w:spacing w:after="0"/>
-              <w:rPr>
-                <w:rFonts w:hint="eastAsia"/>
-              </w:rPr>
             </w:pPr>
             <w:r>
               <w:rPr>
@@ -12263,9 +10724,6 @@
           <w:p>
             <w:pPr>
               <w:spacing w:after="0"/>
-              <w:rPr>
-                <w:rFonts w:hint="eastAsia"/>
-              </w:rPr>
             </w:pPr>
             <w:r>
               <w:rPr>
@@ -12296,9 +10754,6 @@
           <w:p>
             <w:pPr>
               <w:spacing w:after="0"/>
-              <w:rPr>
-                <w:rFonts w:hint="eastAsia"/>
-              </w:rPr>
             </w:pPr>
             <w:r>
               <w:rPr>
@@ -12323,9 +10778,6 @@
           <w:p>
             <w:pPr>
               <w:spacing w:after="0"/>
-              <w:rPr>
-                <w:rFonts w:hint="eastAsia"/>
-              </w:rPr>
             </w:pPr>
             <w:r>
               <w:rPr>
@@ -12350,9 +10802,6 @@
           <w:p>
             <w:pPr>
               <w:spacing w:after="0"/>
-              <w:rPr>
-                <w:rFonts w:hint="eastAsia"/>
-              </w:rPr>
             </w:pPr>
             <w:r>
               <w:rPr>
@@ -12382,9 +10831,6 @@
           <w:p>
             <w:pPr>
               <w:spacing w:after="0"/>
-              <w:rPr>
-                <w:rFonts w:hint="eastAsia"/>
-              </w:rPr>
             </w:pPr>
             <w:r>
               <w:rPr>
@@ -12408,9 +10854,6 @@
           <w:p>
             <w:pPr>
               <w:spacing w:after="0"/>
-              <w:rPr>
-                <w:rFonts w:hint="eastAsia"/>
-              </w:rPr>
             </w:pPr>
             <w:r>
               <w:rPr>
@@ -12434,9 +10877,6 @@
           <w:p>
             <w:pPr>
               <w:spacing w:after="0"/>
-              <w:rPr>
-                <w:rFonts w:hint="eastAsia"/>
-              </w:rPr>
             </w:pPr>
             <w:r>
               <w:rPr>
@@ -12467,9 +10907,6 @@
           <w:p>
             <w:pPr>
               <w:spacing w:after="0"/>
-              <w:rPr>
-                <w:rFonts w:hint="eastAsia"/>
-              </w:rPr>
             </w:pPr>
             <w:r>
               <w:rPr>
@@ -12494,9 +10931,6 @@
           <w:p>
             <w:pPr>
               <w:spacing w:after="0"/>
-              <w:rPr>
-                <w:rFonts w:hint="eastAsia"/>
-              </w:rPr>
             </w:pPr>
             <w:r>
               <w:rPr>
@@ -12521,9 +10955,6 @@
           <w:p>
             <w:pPr>
               <w:spacing w:after="0"/>
-              <w:rPr>
-                <w:rFonts w:hint="eastAsia"/>
-              </w:rPr>
             </w:pPr>
             <w:r>
               <w:rPr>
@@ -12553,9 +10984,6 @@
           <w:p>
             <w:pPr>
               <w:spacing w:after="0"/>
-              <w:rPr>
-                <w:rFonts w:hint="eastAsia"/>
-              </w:rPr>
             </w:pPr>
             <w:r>
               <w:rPr>
@@ -12579,9 +11007,6 @@
           <w:p>
             <w:pPr>
               <w:spacing w:after="0"/>
-              <w:rPr>
-                <w:rFonts w:hint="eastAsia"/>
-              </w:rPr>
             </w:pPr>
             <w:r>
               <w:rPr>
@@ -12605,9 +11030,6 @@
           <w:p>
             <w:pPr>
               <w:spacing w:after="0"/>
-              <w:rPr>
-                <w:rFonts w:hint="eastAsia"/>
-              </w:rPr>
             </w:pPr>
             <w:r>
               <w:rPr>
@@ -12638,9 +11060,6 @@
           <w:p>
             <w:pPr>
               <w:spacing w:after="0"/>
-              <w:rPr>
-                <w:rFonts w:hint="eastAsia"/>
-              </w:rPr>
             </w:pPr>
             <w:r>
               <w:rPr>
@@ -12665,9 +11084,6 @@
           <w:p>
             <w:pPr>
               <w:spacing w:after="0"/>
-              <w:rPr>
-                <w:rFonts w:hint="eastAsia"/>
-              </w:rPr>
             </w:pPr>
             <w:r>
               <w:rPr>
@@ -12692,9 +11108,6 @@
           <w:p>
             <w:pPr>
               <w:spacing w:after="0"/>
-              <w:rPr>
-                <w:rFonts w:hint="eastAsia"/>
-              </w:rPr>
             </w:pPr>
             <w:r>
               <w:rPr>
@@ -12709,9 +11122,6 @@
     <w:p>
       <w:pPr>
         <w:spacing w:after="0"/>
-        <w:rPr>
-          <w:rFonts w:hint="eastAsia"/>
-        </w:rPr>
       </w:pPr>
     </w:p>
     <w:p>
@@ -12764,9 +11174,6 @@
           <w:p>
             <w:pPr>
               <w:spacing w:after="0"/>
-              <w:rPr>
-                <w:rFonts w:hint="eastAsia"/>
-              </w:rPr>
             </w:pPr>
             <w:r>
               <w:rPr>
@@ -12793,9 +11200,6 @@
           <w:p>
             <w:pPr>
               <w:spacing w:after="0"/>
-              <w:rPr>
-                <w:rFonts w:hint="eastAsia"/>
-              </w:rPr>
             </w:pPr>
             <w:r>
               <w:rPr>
@@ -12822,9 +11226,6 @@
           <w:p>
             <w:pPr>
               <w:spacing w:after="0"/>
-              <w:rPr>
-                <w:rFonts w:hint="eastAsia"/>
-              </w:rPr>
             </w:pPr>
             <w:r>
               <w:rPr>
@@ -12856,9 +11257,6 @@
           <w:p>
             <w:pPr>
               <w:spacing w:after="0"/>
-              <w:rPr>
-                <w:rFonts w:hint="eastAsia"/>
-              </w:rPr>
             </w:pPr>
             <w:r>
               <w:rPr>
@@ -12882,9 +11280,6 @@
           <w:p>
             <w:pPr>
               <w:spacing w:after="0"/>
-              <w:rPr>
-                <w:rFonts w:hint="eastAsia"/>
-              </w:rPr>
             </w:pPr>
             <w:r>
               <w:rPr>
@@ -12908,9 +11303,6 @@
           <w:p>
             <w:pPr>
               <w:spacing w:after="0"/>
-              <w:rPr>
-                <w:rFonts w:hint="eastAsia"/>
-              </w:rPr>
             </w:pPr>
             <w:r>
               <w:rPr>
@@ -12941,9 +11333,6 @@
           <w:p>
             <w:pPr>
               <w:spacing w:after="0"/>
-              <w:rPr>
-                <w:rFonts w:hint="eastAsia"/>
-              </w:rPr>
             </w:pPr>
             <w:r>
               <w:rPr>
@@ -12968,9 +11357,6 @@
           <w:p>
             <w:pPr>
               <w:spacing w:after="0"/>
-              <w:rPr>
-                <w:rFonts w:hint="eastAsia"/>
-              </w:rPr>
             </w:pPr>
             <w:r>
               <w:rPr>
@@ -12995,9 +11381,6 @@
           <w:p>
             <w:pPr>
               <w:spacing w:after="0"/>
-              <w:rPr>
-                <w:rFonts w:hint="eastAsia"/>
-              </w:rPr>
             </w:pPr>
             <w:r>
               <w:rPr>
@@ -13027,9 +11410,6 @@
           <w:p>
             <w:pPr>
               <w:spacing w:after="0"/>
-              <w:rPr>
-                <w:rFonts w:hint="eastAsia"/>
-              </w:rPr>
             </w:pPr>
             <w:r>
               <w:rPr>
@@ -13053,9 +11433,6 @@
           <w:p>
             <w:pPr>
               <w:spacing w:after="0"/>
-              <w:rPr>
-                <w:rFonts w:hint="eastAsia"/>
-              </w:rPr>
             </w:pPr>
             <w:r>
               <w:rPr>
@@ -13079,9 +11456,6 @@
           <w:p>
             <w:pPr>
               <w:spacing w:after="0"/>
-              <w:rPr>
-                <w:rFonts w:hint="eastAsia"/>
-              </w:rPr>
             </w:pPr>
             <w:r>
               <w:rPr>
@@ -13112,9 +11486,6 @@
           <w:p>
             <w:pPr>
               <w:spacing w:after="0"/>
-              <w:rPr>
-                <w:rFonts w:hint="eastAsia"/>
-              </w:rPr>
             </w:pPr>
             <w:r>
               <w:rPr>
@@ -13139,9 +11510,6 @@
           <w:p>
             <w:pPr>
               <w:spacing w:after="0"/>
-              <w:rPr>
-                <w:rFonts w:hint="eastAsia"/>
-              </w:rPr>
             </w:pPr>
             <w:r>
               <w:rPr>
@@ -13166,9 +11534,6 @@
           <w:p>
             <w:pPr>
               <w:spacing w:after="0"/>
-              <w:rPr>
-                <w:rFonts w:hint="eastAsia"/>
-              </w:rPr>
             </w:pPr>
             <w:r>
               <w:rPr>
@@ -13198,9 +11563,6 @@
           <w:p>
             <w:pPr>
               <w:spacing w:after="0"/>
-              <w:rPr>
-                <w:rFonts w:hint="eastAsia"/>
-              </w:rPr>
             </w:pPr>
             <w:r>
               <w:rPr>
@@ -13224,9 +11586,6 @@
           <w:p>
             <w:pPr>
               <w:spacing w:after="0"/>
-              <w:rPr>
-                <w:rFonts w:hint="eastAsia"/>
-              </w:rPr>
             </w:pPr>
             <w:r>
               <w:rPr>
@@ -13250,9 +11609,6 @@
           <w:p>
             <w:pPr>
               <w:spacing w:after="0"/>
-              <w:rPr>
-                <w:rFonts w:hint="eastAsia"/>
-              </w:rPr>
             </w:pPr>
             <w:r>
               <w:rPr>
@@ -13267,9 +11623,6 @@
     <w:p>
       <w:pPr>
         <w:spacing w:after="0"/>
-        <w:rPr>
-          <w:rFonts w:hint="eastAsia"/>
-        </w:rPr>
       </w:pPr>
     </w:p>
     <w:p>
@@ -13281,11 +11634,6 @@
       </w:r>
     </w:p>
     <w:p>
-      <w:pPr>
-        <w:rPr>
-          <w:rFonts w:hint="eastAsia"/>
-        </w:rPr>
-      </w:pPr>
       <w:r>
         <w:t>A deployed pilot should log model version, feature schema, prediction timestamp, predicted kWh, interval, warning level and later actual kWh. Monitoring should track input validity, missing-feature rate, MAE, interval coverage, warning recall, precision, alert volume and subgroup error. A rollback plan should preserve the previous approved model and configuration, support disabling alerts independently of forecasts, and document the conditions that trigger retraining or withdrawal.</w:t>
       </w:r>
@@ -13299,11 +11647,6 @@
       </w:r>
     </w:p>
     <w:p>
-      <w:pPr>
-        <w:rPr>
-          <w:rFonts w:hint="eastAsia"/>
-        </w:rPr>
-      </w:pPr>
       <w:r>
         <w:t>Step 6 produced two audience-specific presentations. The technical deck contains 11 slides covering data preparation, leakage controls, feature engineering, model comparison, final metrics, explainability and fairness. The business deck contains 10 slides focused on household value, forecast quality, warning limitations, risks, pilot KPIs and phased strategy.</w:t>
       </w:r>
@@ -13350,9 +11693,6 @@
           <w:p>
             <w:pPr>
               <w:spacing w:after="0"/>
-              <w:rPr>
-                <w:rFonts w:hint="eastAsia"/>
-              </w:rPr>
             </w:pPr>
             <w:r>
               <w:rPr>
@@ -13379,9 +11719,6 @@
           <w:p>
             <w:pPr>
               <w:spacing w:after="0"/>
-              <w:rPr>
-                <w:rFonts w:hint="eastAsia"/>
-              </w:rPr>
             </w:pPr>
             <w:r>
               <w:rPr>
@@ -13408,9 +11745,6 @@
           <w:p>
             <w:pPr>
               <w:spacing w:after="0"/>
-              <w:rPr>
-                <w:rFonts w:hint="eastAsia"/>
-              </w:rPr>
             </w:pPr>
             <w:r>
               <w:rPr>
@@ -13442,9 +11776,6 @@
           <w:p>
             <w:pPr>
               <w:spacing w:after="0"/>
-              <w:rPr>
-                <w:rFonts w:hint="eastAsia"/>
-              </w:rPr>
             </w:pPr>
             <w:r>
               <w:rPr>
@@ -13468,9 +11799,6 @@
           <w:p>
             <w:pPr>
               <w:spacing w:after="0"/>
-              <w:rPr>
-                <w:rFonts w:hint="eastAsia"/>
-              </w:rPr>
             </w:pPr>
             <w:r>
               <w:rPr>
@@ -13494,9 +11822,6 @@
           <w:p>
             <w:pPr>
               <w:spacing w:after="0"/>
-              <w:rPr>
-                <w:rFonts w:hint="eastAsia"/>
-              </w:rPr>
             </w:pPr>
             <w:r>
               <w:rPr>
@@ -13527,9 +11852,6 @@
           <w:p>
             <w:pPr>
               <w:spacing w:after="0"/>
-              <w:rPr>
-                <w:rFonts w:hint="eastAsia"/>
-              </w:rPr>
             </w:pPr>
             <w:r>
               <w:rPr>
@@ -13554,9 +11876,6 @@
           <w:p>
             <w:pPr>
               <w:spacing w:after="0"/>
-              <w:rPr>
-                <w:rFonts w:hint="eastAsia"/>
-              </w:rPr>
             </w:pPr>
             <w:r>
               <w:rPr>
@@ -13581,9 +11900,6 @@
           <w:p>
             <w:pPr>
               <w:spacing w:after="0"/>
-              <w:rPr>
-                <w:rFonts w:hint="eastAsia"/>
-              </w:rPr>
             </w:pPr>
             <w:r>
               <w:rPr>
@@ -13613,9 +11929,6 @@
           <w:p>
             <w:pPr>
               <w:spacing w:after="0"/>
-              <w:rPr>
-                <w:rFonts w:hint="eastAsia"/>
-              </w:rPr>
             </w:pPr>
             <w:r>
               <w:rPr>
@@ -13639,9 +11952,6 @@
           <w:p>
             <w:pPr>
               <w:spacing w:after="0"/>
-              <w:rPr>
-                <w:rFonts w:hint="eastAsia"/>
-              </w:rPr>
             </w:pPr>
             <w:r>
               <w:rPr>
@@ -13665,9 +11975,6 @@
           <w:p>
             <w:pPr>
               <w:spacing w:after="0"/>
-              <w:rPr>
-                <w:rFonts w:hint="eastAsia"/>
-              </w:rPr>
             </w:pPr>
             <w:r>
               <w:rPr>
@@ -13682,9 +11989,6 @@
     <w:p>
       <w:pPr>
         <w:spacing w:after="0"/>
-        <w:rPr>
-          <w:rFonts w:hint="eastAsia"/>
-        </w:rPr>
       </w:pPr>
     </w:p>
     <w:p>
@@ -13700,9 +12004,6 @@
       <w:pPr>
         <w:pStyle w:val="ListBullet"/>
         <w:spacing w:after="60"/>
-        <w:rPr>
-          <w:rFonts w:hint="eastAsia"/>
-        </w:rPr>
       </w:pPr>
       <w:r>
         <w:t>Lead with the 35 percent MAE improvement while reporting the absolute 3.7232 kWh error.</w:t>
@@ -13712,9 +12013,6 @@
       <w:pPr>
         <w:pStyle w:val="ListBullet"/>
         <w:spacing w:after="60"/>
-        <w:rPr>
-          <w:rFonts w:hint="eastAsia"/>
-        </w:rPr>
       </w:pPr>
       <w:r>
         <w:t>Separate forecasting quality from warning quality; the latter remains inadequate.</w:t>
@@ -13724,9 +12022,6 @@
       <w:pPr>
         <w:pStyle w:val="ListBullet"/>
         <w:spacing w:after="60"/>
-        <w:rPr>
-          <w:rFonts w:hint="eastAsia"/>
-        </w:rPr>
       </w:pPr>
       <w:r>
         <w:t>Use Philippine context to motivate the problem without claiming that French household results generalize locally.</w:t>
@@ -13736,9 +12031,6 @@
       <w:pPr>
         <w:pStyle w:val="ListBullet"/>
         <w:spacing w:after="60"/>
-        <w:rPr>
-          <w:rFonts w:hint="eastAsia"/>
-        </w:rPr>
       </w:pPr>
       <w:r>
         <w:t>Present financial benefit as a pilot hypothesis rather than realized ROI.</w:t>
@@ -13748,9 +12040,6 @@
       <w:pPr>
         <w:pStyle w:val="ListBullet"/>
         <w:spacing w:after="60"/>
-        <w:rPr>
-          <w:rFonts w:hint="eastAsia"/>
-        </w:rPr>
       </w:pPr>
       <w:r>
         <w:t>Keep the system advisory, show uncertainty and explain that it is not an official Meralco bill.</w:t>
@@ -13776,9 +12065,6 @@
       <w:pPr>
         <w:pStyle w:val="ListBullet"/>
         <w:spacing w:after="60"/>
-        <w:rPr>
-          <w:rFonts w:hint="eastAsia"/>
-        </w:rPr>
       </w:pPr>
       <w:r>
         <w:t>The dataset covers one household in France and does not establish performance for Philippine households.</w:t>
@@ -13788,9 +12074,6 @@
       <w:pPr>
         <w:pStyle w:val="ListBullet"/>
         <w:spacing w:after="60"/>
-        <w:rPr>
-          <w:rFonts w:hint="eastAsia"/>
-        </w:rPr>
       </w:pPr>
       <w:r>
         <w:t>The observation period ends in 2010 and may not reflect current appliances, behaviors or climate patterns.</w:t>
@@ -13800,9 +12083,6 @@
       <w:pPr>
         <w:pStyle w:val="ListBullet"/>
         <w:spacing w:after="60"/>
-        <w:rPr>
-          <w:rFonts w:hint="eastAsia"/>
-        </w:rPr>
       </w:pPr>
       <w:r>
         <w:t>No weather, household composition, income, tariff or appliance-control data was available.</w:t>
@@ -13812,9 +12092,6 @@
       <w:pPr>
         <w:pStyle w:val="ListBullet"/>
         <w:spacing w:after="60"/>
-        <w:rPr>
-          <w:rFonts w:hint="eastAsia"/>
-        </w:rPr>
       </w:pPr>
       <w:r>
         <w:t>Protected demographic fairness could not be measured.</w:t>
@@ -13824,9 +12101,6 @@
       <w:pPr>
         <w:pStyle w:val="ListBullet"/>
         <w:spacing w:after="60"/>
-        <w:rPr>
-          <w:rFonts w:hint="eastAsia"/>
-        </w:rPr>
       </w:pPr>
       <w:r>
         <w:t>High-use days were less common and were frequently underpredicted.</w:t>
@@ -13836,9 +12110,6 @@
       <w:pPr>
         <w:pStyle w:val="ListBullet"/>
         <w:spacing w:after="60"/>
-        <w:rPr>
-          <w:rFonts w:hint="eastAsia"/>
-        </w:rPr>
       </w:pPr>
       <w:r>
         <w:t>The dashboard is an implemented local proof of concept; operational deployment still requires Philippine pilot validation, security hardening and production monitoring.</w:t>
@@ -13848,9 +12119,6 @@
       <w:pPr>
         <w:pStyle w:val="ListBullet"/>
         <w:spacing w:after="60"/>
-        <w:rPr>
-          <w:rFonts w:hint="eastAsia"/>
-        </w:rPr>
       </w:pPr>
       <w:r>
         <w:t>Business savings and behavior change have not been measured prospectively.</w:t>
@@ -13865,31 +12133,16 @@
       </w:r>
     </w:p>
     <w:p>
-      <w:pPr>
-        <w:rPr>
-          <w:rFonts w:hint="eastAsia"/>
-        </w:rPr>
-      </w:pPr>
       <w:r>
         <w:t>The project successfully demonstrates an end-to-end, reproducible machine-learning lifecycle for next-day household energy forecasting. XGBoost was selected through chronological validation and materially outperformed both naive baselines on the untouched test period. Explainability analysis identified recent consumption as the dominant predictive signal, and uncertainty analysis provided a calibrated range around forecasts.</w:t>
       </w:r>
     </w:p>
     <w:p>
-      <w:pPr>
-        <w:rPr>
-          <w:rFonts w:hint="eastAsia"/>
-        </w:rPr>
-      </w:pPr>
       <w:r>
         <w:t>The project also identifies a critical boundary: average forecasting accuracy is not sufficient for dependable high-use warnings. The original rule had high specificity but low recall, and error increased sharply on the days that matter most for bill-shock prevention. This finding strengthens rather than weakens the project because it directly informs responsible application design and the next experimental steps.</w:t>
       </w:r>
     </w:p>
     <w:p>
-      <w:pPr>
-        <w:rPr>
-          <w:rFonts w:hint="eastAsia"/>
-        </w:rPr>
-      </w:pPr>
       <w:r>
         <w:t>The implemented local dashboard is positioned as a transparent monitoring assistant. It provides data upload and manual entry, forecasts, history, uncertainty, configurable advisory levels, illustrative costs and plain-language threshold explanations while avoiding official billing claims. With a carefully governed Philippine pilot, the prototype can become a credible foundation for household energy decision support.</w:t>
       </w:r>
@@ -13906,9 +12159,6 @@
       <w:pPr>
         <w:spacing w:after="60"/>
         <w:ind w:left="403" w:hanging="317"/>
-        <w:rPr>
-          <w:rFonts w:hint="eastAsia"/>
-        </w:rPr>
       </w:pPr>
       <w:r>
         <w:t>1. Pilot the implemented local dashboard with consented Philippine household data and verify the complete saved-model feature pipeline.</w:t>
@@ -13918,23 +12168,13 @@
       <w:pPr>
         <w:spacing w:after="60"/>
         <w:ind w:left="403" w:hanging="317"/>
-        <w:rPr>
-          <w:rFonts w:hint="eastAsia"/>
-        </w:rPr>
       </w:pPr>
       <w:r>
         <w:rPr>
           <w:b/>
           <w:color w:val="17324D"/>
         </w:rPr>
-        <w:t>2</w:t>
-      </w:r>
-      <w:r>
-        <w:rPr>
-          <w:b/>
-          <w:color w:val="17324D"/>
-        </w:rPr>
-        <w:t xml:space="preserve">. </w:t>
+        <w:t xml:space="preserve">2. </w:t>
       </w:r>
       <w:r>
         <w:t>Conduct a silent pilot using consented data from diverse Philippine households.</w:t>
@@ -13944,23 +12184,13 @@
       <w:pPr>
         <w:spacing w:after="60"/>
         <w:ind w:left="403" w:hanging="317"/>
-        <w:rPr>
-          <w:rFonts w:hint="eastAsia"/>
-        </w:rPr>
       </w:pPr>
       <w:r>
         <w:rPr>
           <w:b/>
           <w:color w:val="17324D"/>
         </w:rPr>
-        <w:t>3</w:t>
-      </w:r>
-      <w:r>
-        <w:rPr>
-          <w:b/>
-          <w:color w:val="17324D"/>
-        </w:rPr>
-        <w:t xml:space="preserve">. </w:t>
+        <w:t xml:space="preserve">3. </w:t>
       </w:r>
       <w:r>
         <w:t>Develop a dedicated high-use warning model or quantile forecast that explicitly values recall.</w:t>
@@ -13970,23 +12200,13 @@
       <w:pPr>
         <w:spacing w:after="60"/>
         <w:ind w:left="403" w:hanging="317"/>
-        <w:rPr>
-          <w:rFonts w:hint="eastAsia"/>
-        </w:rPr>
       </w:pPr>
       <w:r>
         <w:rPr>
           <w:b/>
           <w:color w:val="17324D"/>
         </w:rPr>
-        <w:t>4</w:t>
-      </w:r>
-      <w:r>
-        <w:rPr>
-          <w:b/>
-          <w:color w:val="17324D"/>
-        </w:rPr>
-        <w:t xml:space="preserve">. </w:t>
+        <w:t xml:space="preserve">4. </w:t>
       </w:r>
       <w:r>
         <w:t>Calibrate advisory tiers on validation or pilot data and monitor alert fatigue.</w:t>
@@ -13996,23 +12216,13 @@
       <w:pPr>
         <w:spacing w:after="60"/>
         <w:ind w:left="403" w:hanging="317"/>
-        <w:rPr>
-          <w:rFonts w:hint="eastAsia"/>
-        </w:rPr>
       </w:pPr>
       <w:r>
         <w:rPr>
           <w:b/>
           <w:color w:val="17324D"/>
         </w:rPr>
-        <w:t>5</w:t>
-      </w:r>
-      <w:r>
-        <w:rPr>
-          <w:b/>
-          <w:color w:val="17324D"/>
-        </w:rPr>
-        <w:t xml:space="preserve">. </w:t>
+        <w:t xml:space="preserve">5. </w:t>
       </w:r>
       <w:r>
         <w:t>Measure technical performance and household outcomes separately.</w:t>
@@ -14022,23 +12232,13 @@
       <w:pPr>
         <w:spacing w:after="60"/>
         <w:ind w:left="403" w:hanging="317"/>
-        <w:rPr>
-          <w:rFonts w:hint="eastAsia"/>
-        </w:rPr>
       </w:pPr>
       <w:r>
         <w:rPr>
           <w:b/>
           <w:color w:val="17324D"/>
         </w:rPr>
-        <w:t>6</w:t>
-      </w:r>
-      <w:r>
-        <w:rPr>
-          <w:b/>
-          <w:color w:val="17324D"/>
-        </w:rPr>
-        <w:t xml:space="preserve">. </w:t>
+        <w:t xml:space="preserve">6. </w:t>
       </w:r>
       <w:r>
         <w:t>Repeat privacy, security and fairness reviews before any wider deployment.</w:t>
@@ -14046,29 +12246,71 @@
     </w:p>
     <w:p>
       <w:pPr>
+        <w:spacing w:after="60"/>
+        <w:ind w:left="403" w:hanging="317"/>
+      </w:pPr>
+    </w:p>
+    <w:p>
+      <w:pPr>
+        <w:spacing w:after="60"/>
+        <w:ind w:left="403" w:hanging="317"/>
+      </w:pPr>
+    </w:p>
+    <w:p>
+      <w:pPr>
+        <w:pStyle w:val="Heading2"/>
+      </w:pPr>
+    </w:p>
+    <w:p>
+      <w:pPr>
+        <w:pStyle w:val="Heading2"/>
+      </w:pPr>
+      <w:r>
+        <w:t>10.</w:t>
+      </w:r>
+      <w:r>
+        <w:t>4</w:t>
+      </w:r>
+      <w:r>
+        <w:t xml:space="preserve"> </w:t>
+      </w:r>
+      <w:r>
+        <w:t>Scope Decisions</w:t>
+      </w:r>
+    </w:p>
+    <w:p>
+      <w:r>
         <w:rPr>
-          <w:rFonts w:hint="eastAsia"/>
+          <w:b/>
+          <w:bCs/>
         </w:rPr>
+        <w:t>Generative AI scope decision:</w:t>
+      </w:r>
+      <w:r>
+        <w:t xml:space="preserve"> Generative AI was considered but was not integrated into the proof-of-concept application. The system’s primary functions—validating meter readings, forecasting next-day electricity consumption, estimating uncertainty and assigning advisory levels—are better served by deterministic data-processing and machine-learning components. Adding an LLM would introduce operational cost, privacy considerations and potentially unverifiable recommendations without improving the underlying forecast. A future implementation could evaluate carefully constrained, template-grounded explanations after the forecasting system has been validated using diverse Philippine household data.</w:t>
+      </w:r>
+    </w:p>
+    <w:p>
+      <w:pPr>
+        <w:spacing w:after="60"/>
+        <w:ind w:left="403" w:hanging="317"/>
       </w:pPr>
+    </w:p>
+    <w:p>
       <w:r>
         <w:br w:type="page"/>
       </w:r>
     </w:p>
+    <w:p/>
     <w:p>
       <w:pPr>
         <w:pStyle w:val="Heading1"/>
       </w:pPr>
       <w:r>
-        <w:lastRenderedPageBreak/>
         <w:t>Appendix A Reproducibility Guide</w:t>
       </w:r>
     </w:p>
     <w:p>
-      <w:pPr>
-        <w:rPr>
-          <w:rFonts w:hint="eastAsia"/>
-        </w:rPr>
-      </w:pPr>
       <w:r>
         <w:t>The public repository is available at https://github.com/yhingyu/capstone. The project uses Python 3.11 and provides both environment.yml and requirements.txt. Raw data is intentionally excluded from version control.</w:t>
       </w:r>
@@ -14115,9 +12357,6 @@
           <w:p>
             <w:pPr>
               <w:spacing w:after="0"/>
-              <w:rPr>
-                <w:rFonts w:hint="eastAsia"/>
-              </w:rPr>
             </w:pPr>
             <w:r>
               <w:rPr>
@@ -14144,9 +12383,6 @@
           <w:p>
             <w:pPr>
               <w:spacing w:after="0"/>
-              <w:rPr>
-                <w:rFonts w:hint="eastAsia"/>
-              </w:rPr>
             </w:pPr>
             <w:r>
               <w:rPr>
@@ -14173,9 +12409,6 @@
           <w:p>
             <w:pPr>
               <w:spacing w:after="0"/>
-              <w:rPr>
-                <w:rFonts w:hint="eastAsia"/>
-              </w:rPr>
             </w:pPr>
             <w:r>
               <w:rPr>
@@ -14207,9 +12440,6 @@
           <w:p>
             <w:pPr>
               <w:spacing w:after="0"/>
-              <w:rPr>
-                <w:rFonts w:hint="eastAsia"/>
-              </w:rPr>
             </w:pPr>
             <w:r>
               <w:rPr>
@@ -14233,9 +12463,6 @@
           <w:p>
             <w:pPr>
               <w:spacing w:after="0"/>
-              <w:rPr>
-                <w:rFonts w:hint="eastAsia"/>
-              </w:rPr>
             </w:pPr>
             <w:r>
               <w:rPr>
@@ -14259,9 +12486,6 @@
           <w:p>
             <w:pPr>
               <w:spacing w:after="0"/>
-              <w:rPr>
-                <w:rFonts w:hint="eastAsia"/>
-              </w:rPr>
             </w:pPr>
             <w:r>
               <w:rPr>
@@ -14292,9 +12516,6 @@
           <w:p>
             <w:pPr>
               <w:spacing w:after="0"/>
-              <w:rPr>
-                <w:rFonts w:hint="eastAsia"/>
-              </w:rPr>
             </w:pPr>
             <w:r>
               <w:rPr>
@@ -14319,9 +12540,6 @@
           <w:p>
             <w:pPr>
               <w:spacing w:after="0"/>
-              <w:rPr>
-                <w:rFonts w:hint="eastAsia"/>
-              </w:rPr>
             </w:pPr>
             <w:r>
               <w:rPr>
@@ -14346,9 +12564,6 @@
           <w:p>
             <w:pPr>
               <w:spacing w:after="0"/>
-              <w:rPr>
-                <w:rFonts w:hint="eastAsia"/>
-              </w:rPr>
             </w:pPr>
             <w:r>
               <w:rPr>
@@ -14378,9 +12593,6 @@
           <w:p>
             <w:pPr>
               <w:spacing w:after="0"/>
-              <w:rPr>
-                <w:rFonts w:hint="eastAsia"/>
-              </w:rPr>
             </w:pPr>
             <w:r>
               <w:rPr>
@@ -14404,9 +12616,6 @@
           <w:p>
             <w:pPr>
               <w:spacing w:after="0"/>
-              <w:rPr>
-                <w:rFonts w:hint="eastAsia"/>
-              </w:rPr>
             </w:pPr>
             <w:r>
               <w:rPr>
@@ -14430,9 +12639,6 @@
           <w:p>
             <w:pPr>
               <w:spacing w:after="0"/>
-              <w:rPr>
-                <w:rFonts w:hint="eastAsia"/>
-              </w:rPr>
             </w:pPr>
             <w:r>
               <w:rPr>
@@ -14463,9 +12669,6 @@
           <w:p>
             <w:pPr>
               <w:spacing w:after="0"/>
-              <w:rPr>
-                <w:rFonts w:hint="eastAsia"/>
-              </w:rPr>
             </w:pPr>
             <w:r>
               <w:rPr>
@@ -14490,9 +12693,6 @@
           <w:p>
             <w:pPr>
               <w:spacing w:after="0"/>
-              <w:rPr>
-                <w:rFonts w:hint="eastAsia"/>
-              </w:rPr>
             </w:pPr>
             <w:r>
               <w:rPr>
@@ -14517,9 +12717,6 @@
           <w:p>
             <w:pPr>
               <w:spacing w:after="0"/>
-              <w:rPr>
-                <w:rFonts w:hint="eastAsia"/>
-              </w:rPr>
             </w:pPr>
             <w:r>
               <w:rPr>
@@ -14549,9 +12746,6 @@
           <w:p>
             <w:pPr>
               <w:spacing w:after="0"/>
-              <w:rPr>
-                <w:rFonts w:hint="eastAsia"/>
-              </w:rPr>
             </w:pPr>
             <w:r>
               <w:rPr>
@@ -14575,9 +12769,6 @@
           <w:p>
             <w:pPr>
               <w:spacing w:after="0"/>
-              <w:rPr>
-                <w:rFonts w:hint="eastAsia"/>
-              </w:rPr>
             </w:pPr>
             <w:r>
               <w:rPr>
@@ -14601,9 +12792,6 @@
           <w:p>
             <w:pPr>
               <w:spacing w:after="0"/>
-              <w:rPr>
-                <w:rFonts w:hint="eastAsia"/>
-              </w:rPr>
             </w:pPr>
             <w:r>
               <w:rPr>
@@ -14634,9 +12822,6 @@
           <w:p>
             <w:pPr>
               <w:spacing w:after="0"/>
-              <w:rPr>
-                <w:rFonts w:hint="eastAsia"/>
-              </w:rPr>
             </w:pPr>
             <w:r>
               <w:rPr>
@@ -14661,9 +12846,6 @@
           <w:p>
             <w:pPr>
               <w:spacing w:after="0"/>
-              <w:rPr>
-                <w:rFonts w:hint="eastAsia"/>
-              </w:rPr>
             </w:pPr>
             <w:r>
               <w:rPr>
@@ -14688,9 +12870,6 @@
           <w:p>
             <w:pPr>
               <w:spacing w:after="0"/>
-              <w:rPr>
-                <w:rFonts w:hint="eastAsia"/>
-              </w:rPr>
             </w:pPr>
             <w:r>
               <w:rPr>
@@ -14705,9 +12884,6 @@
     <w:p>
       <w:pPr>
         <w:spacing w:after="0"/>
-        <w:rPr>
-          <w:rFonts w:hint="eastAsia"/>
-        </w:rPr>
       </w:pPr>
     </w:p>
     <w:p>
@@ -14722,9 +12898,6 @@
       <w:pPr>
         <w:spacing w:after="40"/>
         <w:ind w:left="432"/>
-        <w:rPr>
-          <w:rFonts w:hint="eastAsia"/>
-        </w:rPr>
       </w:pPr>
       <w:r>
         <w:rPr>
@@ -14739,9 +12912,6 @@
       <w:pPr>
         <w:spacing w:after="40"/>
         <w:ind w:left="432"/>
-        <w:rPr>
-          <w:rFonts w:hint="eastAsia"/>
-        </w:rPr>
       </w:pPr>
       <w:r>
         <w:rPr>
@@ -14756,9 +12926,6 @@
       <w:pPr>
         <w:spacing w:after="40"/>
         <w:ind w:left="432"/>
-        <w:rPr>
-          <w:rFonts w:hint="eastAsia"/>
-        </w:rPr>
       </w:pPr>
       <w:r>
         <w:rPr>
@@ -14770,11 +12937,6 @@
       </w:r>
     </w:p>
     <w:p>
-      <w:pPr>
-        <w:rPr>
-          <w:rFonts w:hint="eastAsia"/>
-        </w:rPr>
-      </w:pPr>
       <w:r>
         <w:t>Run the notebooks in numerical order from the repository root. The data-collection notebook downloads and extracts the UCI dataset. Later notebooks reproduce processed files, selected features, model artifacts, metrics and ethical-AI outputs.</w:t>
       </w:r>
@@ -14828,9 +12990,6 @@
           <w:p>
             <w:pPr>
               <w:spacing w:after="0"/>
-              <w:rPr>
-                <w:rFonts w:hint="eastAsia"/>
-              </w:rPr>
             </w:pPr>
             <w:r>
               <w:rPr>
@@ -14857,9 +13016,6 @@
           <w:p>
             <w:pPr>
               <w:spacing w:after="0"/>
-              <w:rPr>
-                <w:rFonts w:hint="eastAsia"/>
-              </w:rPr>
             </w:pPr>
             <w:r>
               <w:rPr>
@@ -14891,9 +13047,6 @@
           <w:p>
             <w:pPr>
               <w:spacing w:after="0"/>
-              <w:rPr>
-                <w:rFonts w:hint="eastAsia"/>
-              </w:rPr>
             </w:pPr>
             <w:r>
               <w:rPr>
@@ -14917,9 +13070,6 @@
           <w:p>
             <w:pPr>
               <w:spacing w:after="0"/>
-              <w:rPr>
-                <w:rFonts w:hint="eastAsia"/>
-              </w:rPr>
             </w:pPr>
             <w:r>
               <w:rPr>
@@ -14950,9 +13100,6 @@
           <w:p>
             <w:pPr>
               <w:spacing w:after="0"/>
-              <w:rPr>
-                <w:rFonts w:hint="eastAsia"/>
-              </w:rPr>
             </w:pPr>
             <w:r>
               <w:rPr>
@@ -14977,9 +13124,6 @@
           <w:p>
             <w:pPr>
               <w:spacing w:after="0"/>
-              <w:rPr>
-                <w:rFonts w:hint="eastAsia"/>
-              </w:rPr>
             </w:pPr>
             <w:r>
               <w:rPr>
@@ -15009,9 +13153,6 @@
           <w:p>
             <w:pPr>
               <w:spacing w:after="0"/>
-              <w:rPr>
-                <w:rFonts w:hint="eastAsia"/>
-              </w:rPr>
             </w:pPr>
             <w:r>
               <w:rPr>
@@ -15035,9 +13176,6 @@
           <w:p>
             <w:pPr>
               <w:spacing w:after="0"/>
-              <w:rPr>
-                <w:rFonts w:hint="eastAsia"/>
-              </w:rPr>
             </w:pPr>
             <w:r>
               <w:rPr>
@@ -15068,9 +13206,6 @@
           <w:p>
             <w:pPr>
               <w:spacing w:after="0"/>
-              <w:rPr>
-                <w:rFonts w:hint="eastAsia"/>
-              </w:rPr>
             </w:pPr>
             <w:r>
               <w:rPr>
@@ -15095,9 +13230,6 @@
           <w:p>
             <w:pPr>
               <w:spacing w:after="0"/>
-              <w:rPr>
-                <w:rFonts w:hint="eastAsia"/>
-              </w:rPr>
             </w:pPr>
             <w:r>
               <w:rPr>
@@ -15127,9 +13259,6 @@
           <w:p>
             <w:pPr>
               <w:spacing w:after="0"/>
-              <w:rPr>
-                <w:rFonts w:hint="eastAsia"/>
-              </w:rPr>
             </w:pPr>
             <w:r>
               <w:rPr>
@@ -15153,9 +13282,6 @@
           <w:p>
             <w:pPr>
               <w:spacing w:after="0"/>
-              <w:rPr>
-                <w:rFonts w:hint="eastAsia"/>
-              </w:rPr>
             </w:pPr>
             <w:r>
               <w:rPr>
@@ -15186,9 +13312,6 @@
           <w:p>
             <w:pPr>
               <w:spacing w:after="0"/>
-              <w:rPr>
-                <w:rFonts w:hint="eastAsia"/>
-              </w:rPr>
             </w:pPr>
             <w:r>
               <w:rPr>
@@ -15213,9 +13336,6 @@
           <w:p>
             <w:pPr>
               <w:spacing w:after="0"/>
-              <w:rPr>
-                <w:rFonts w:hint="eastAsia"/>
-              </w:rPr>
             </w:pPr>
             <w:r>
               <w:rPr>
@@ -15245,9 +13365,6 @@
           <w:p>
             <w:pPr>
               <w:spacing w:after="0"/>
-              <w:rPr>
-                <w:rFonts w:hint="eastAsia"/>
-              </w:rPr>
             </w:pPr>
             <w:r>
               <w:rPr>
@@ -15271,9 +13388,6 @@
           <w:p>
             <w:pPr>
               <w:spacing w:after="0"/>
-              <w:rPr>
-                <w:rFonts w:hint="eastAsia"/>
-              </w:rPr>
             </w:pPr>
             <w:r>
               <w:rPr>
@@ -15304,9 +13418,6 @@
           <w:p>
             <w:pPr>
               <w:spacing w:after="0"/>
-              <w:rPr>
-                <w:rFonts w:hint="eastAsia"/>
-              </w:rPr>
             </w:pPr>
             <w:r>
               <w:rPr>
@@ -15331,9 +13442,6 @@
           <w:p>
             <w:pPr>
               <w:spacing w:after="0"/>
-              <w:rPr>
-                <w:rFonts w:hint="eastAsia"/>
-              </w:rPr>
             </w:pPr>
             <w:r>
               <w:rPr>
@@ -15363,9 +13471,6 @@
           <w:p>
             <w:pPr>
               <w:spacing w:after="0"/>
-              <w:rPr>
-                <w:rFonts w:hint="eastAsia"/>
-              </w:rPr>
             </w:pPr>
             <w:r>
               <w:rPr>
@@ -15389,9 +13494,6 @@
           <w:p>
             <w:pPr>
               <w:spacing w:after="0"/>
-              <w:rPr>
-                <w:rFonts w:hint="eastAsia"/>
-              </w:rPr>
             </w:pPr>
             <w:r>
               <w:rPr>
@@ -15406,9 +13508,6 @@
     <w:p>
       <w:pPr>
         <w:spacing w:after="0"/>
-        <w:rPr>
-          <w:rFonts w:hint="eastAsia"/>
-        </w:rPr>
       </w:pPr>
     </w:p>
     <w:p>
@@ -15419,13 +13518,7 @@
     <w:p/>
     <w:p/>
     <w:p/>
-    <w:p>
-      <w:pPr>
-        <w:rPr>
-          <w:rFonts w:hint="eastAsia"/>
-        </w:rPr>
-      </w:pPr>
-    </w:p>
+    <w:p/>
     <w:p>
       <w:pPr>
         <w:pStyle w:val="Heading1"/>
@@ -15476,9 +13569,6 @@
           <w:p>
             <w:pPr>
               <w:spacing w:after="0"/>
-              <w:rPr>
-                <w:rFonts w:hint="eastAsia"/>
-              </w:rPr>
             </w:pPr>
             <w:r>
               <w:rPr>
@@ -15505,9 +13595,6 @@
           <w:p>
             <w:pPr>
               <w:spacing w:after="0"/>
-              <w:rPr>
-                <w:rFonts w:hint="eastAsia"/>
-              </w:rPr>
             </w:pPr>
             <w:r>
               <w:rPr>
@@ -15534,9 +13621,6 @@
           <w:p>
             <w:pPr>
               <w:spacing w:after="0"/>
-              <w:rPr>
-                <w:rFonts w:hint="eastAsia"/>
-              </w:rPr>
             </w:pPr>
             <w:r>
               <w:rPr>
@@ -15568,9 +13652,6 @@
           <w:p>
             <w:pPr>
               <w:spacing w:after="0"/>
-              <w:rPr>
-                <w:rFonts w:hint="eastAsia"/>
-              </w:rPr>
             </w:pPr>
             <w:r>
               <w:rPr>
@@ -15594,9 +13675,6 @@
           <w:p>
             <w:pPr>
               <w:spacing w:after="0"/>
-              <w:rPr>
-                <w:rFonts w:hint="eastAsia"/>
-              </w:rPr>
             </w:pPr>
             <w:r>
               <w:rPr>
@@ -15620,9 +13698,6 @@
           <w:p>
             <w:pPr>
               <w:spacing w:after="0"/>
-              <w:rPr>
-                <w:rFonts w:hint="eastAsia"/>
-              </w:rPr>
             </w:pPr>
             <w:r>
               <w:rPr>
@@ -15653,9 +13728,6 @@
           <w:p>
             <w:pPr>
               <w:spacing w:after="0"/>
-              <w:rPr>
-                <w:rFonts w:hint="eastAsia"/>
-              </w:rPr>
             </w:pPr>
             <w:r>
               <w:rPr>
@@ -15680,9 +13752,6 @@
           <w:p>
             <w:pPr>
               <w:spacing w:after="0"/>
-              <w:rPr>
-                <w:rFonts w:hint="eastAsia"/>
-              </w:rPr>
             </w:pPr>
             <w:r>
               <w:rPr>
@@ -15707,9 +13776,6 @@
           <w:p>
             <w:pPr>
               <w:spacing w:after="0"/>
-              <w:rPr>
-                <w:rFonts w:hint="eastAsia"/>
-              </w:rPr>
             </w:pPr>
             <w:r>
               <w:rPr>
@@ -15739,9 +13805,6 @@
           <w:p>
             <w:pPr>
               <w:spacing w:after="0"/>
-              <w:rPr>
-                <w:rFonts w:hint="eastAsia"/>
-              </w:rPr>
             </w:pPr>
             <w:r>
               <w:rPr>
@@ -15765,9 +13828,6 @@
           <w:p>
             <w:pPr>
               <w:spacing w:after="0"/>
-              <w:rPr>
-                <w:rFonts w:hint="eastAsia"/>
-              </w:rPr>
             </w:pPr>
             <w:r>
               <w:rPr>
@@ -15791,9 +13851,6 @@
           <w:p>
             <w:pPr>
               <w:spacing w:after="0"/>
-              <w:rPr>
-                <w:rFonts w:hint="eastAsia"/>
-              </w:rPr>
             </w:pPr>
             <w:r>
               <w:rPr>
@@ -15824,9 +13881,6 @@
           <w:p>
             <w:pPr>
               <w:spacing w:after="0"/>
-              <w:rPr>
-                <w:rFonts w:hint="eastAsia"/>
-              </w:rPr>
             </w:pPr>
             <w:r>
               <w:rPr>
@@ -15851,9 +13905,6 @@
           <w:p>
             <w:pPr>
               <w:spacing w:after="0"/>
-              <w:rPr>
-                <w:rFonts w:hint="eastAsia"/>
-              </w:rPr>
             </w:pPr>
             <w:r>
               <w:rPr>
@@ -15878,9 +13929,6 @@
           <w:p>
             <w:pPr>
               <w:spacing w:after="0"/>
-              <w:rPr>
-                <w:rFonts w:hint="eastAsia"/>
-              </w:rPr>
             </w:pPr>
             <w:r>
               <w:rPr>
@@ -15910,9 +13958,6 @@
           <w:p>
             <w:pPr>
               <w:spacing w:after="0"/>
-              <w:rPr>
-                <w:rFonts w:hint="eastAsia"/>
-              </w:rPr>
             </w:pPr>
             <w:r>
               <w:rPr>
@@ -15936,9 +13981,6 @@
           <w:p>
             <w:pPr>
               <w:spacing w:after="0"/>
-              <w:rPr>
-                <w:rFonts w:hint="eastAsia"/>
-              </w:rPr>
             </w:pPr>
             <w:r>
               <w:rPr>
@@ -15962,9 +14004,6 @@
           <w:p>
             <w:pPr>
               <w:spacing w:after="0"/>
-              <w:rPr>
-                <w:rFonts w:hint="eastAsia"/>
-              </w:rPr>
             </w:pPr>
             <w:r>
               <w:rPr>
@@ -15995,9 +14034,6 @@
           <w:p>
             <w:pPr>
               <w:spacing w:after="0"/>
-              <w:rPr>
-                <w:rFonts w:hint="eastAsia"/>
-              </w:rPr>
             </w:pPr>
             <w:r>
               <w:rPr>
@@ -16022,9 +14058,6 @@
           <w:p>
             <w:pPr>
               <w:spacing w:after="0"/>
-              <w:rPr>
-                <w:rFonts w:hint="eastAsia"/>
-              </w:rPr>
             </w:pPr>
             <w:r>
               <w:rPr>
@@ -16049,9 +14082,6 @@
           <w:p>
             <w:pPr>
               <w:spacing w:after="0"/>
-              <w:rPr>
-                <w:rFonts w:hint="eastAsia"/>
-              </w:rPr>
             </w:pPr>
             <w:r>
               <w:rPr>
@@ -16081,9 +14111,6 @@
           <w:p>
             <w:pPr>
               <w:spacing w:after="0"/>
-              <w:rPr>
-                <w:rFonts w:hint="eastAsia"/>
-              </w:rPr>
             </w:pPr>
             <w:r>
               <w:rPr>
@@ -16107,9 +14134,6 @@
           <w:p>
             <w:pPr>
               <w:spacing w:after="0"/>
-              <w:rPr>
-                <w:rFonts w:hint="eastAsia"/>
-              </w:rPr>
             </w:pPr>
             <w:r>
               <w:rPr>
@@ -16133,9 +14157,6 @@
           <w:p>
             <w:pPr>
               <w:spacing w:after="0"/>
-              <w:rPr>
-                <w:rFonts w:hint="eastAsia"/>
-              </w:rPr>
             </w:pPr>
             <w:r>
               <w:rPr>
@@ -16150,17 +14171,9 @@
     <w:p>
       <w:pPr>
         <w:spacing w:after="0"/>
-        <w:rPr>
-          <w:rFonts w:hint="eastAsia"/>
-        </w:rPr>
       </w:pPr>
     </w:p>
     <w:p>
-      <w:pPr>
-        <w:rPr>
-          <w:rFonts w:hint="eastAsia"/>
-        </w:rPr>
-      </w:pPr>
       <w:r>
         <w:br w:type="page"/>
       </w:r>
@@ -16178,9 +14191,6 @@
       <w:pPr>
         <w:spacing w:after="100"/>
         <w:ind w:left="360" w:hanging="360"/>
-        <w:rPr>
-          <w:rFonts w:hint="eastAsia"/>
-        </w:rPr>
       </w:pPr>
       <w:r>
         <w:rPr>
@@ -16193,9 +14203,6 @@
       <w:pPr>
         <w:spacing w:after="100"/>
         <w:ind w:left="360" w:hanging="360"/>
-        <w:rPr>
-          <w:rFonts w:hint="eastAsia"/>
-        </w:rPr>
       </w:pPr>
       <w:r>
         <w:rPr>
@@ -16208,9 +14215,6 @@
       <w:pPr>
         <w:spacing w:after="100"/>
         <w:ind w:left="360" w:hanging="360"/>
-        <w:rPr>
-          <w:rFonts w:hint="eastAsia"/>
-        </w:rPr>
       </w:pPr>
       <w:r>
         <w:rPr>
@@ -16223,9 +14227,6 @@
       <w:pPr>
         <w:spacing w:after="100"/>
         <w:ind w:left="360" w:hanging="360"/>
-        <w:rPr>
-          <w:rFonts w:hint="eastAsia"/>
-        </w:rPr>
       </w:pPr>
       <w:r>
         <w:rPr>
@@ -16238,9 +14239,6 @@
       <w:pPr>
         <w:spacing w:after="100"/>
         <w:ind w:left="360" w:hanging="360"/>
-        <w:rPr>
-          <w:rFonts w:hint="eastAsia"/>
-        </w:rPr>
       </w:pPr>
       <w:r>
         <w:rPr>
@@ -16253,9 +14251,6 @@
       <w:pPr>
         <w:spacing w:after="100"/>
         <w:ind w:left="360" w:hanging="360"/>
-        <w:rPr>
-          <w:rFonts w:hint="eastAsia"/>
-        </w:rPr>
       </w:pPr>
       <w:r>
         <w:rPr>
@@ -16268,9 +14263,6 @@
       <w:pPr>
         <w:spacing w:after="100"/>
         <w:ind w:left="360" w:hanging="360"/>
-        <w:rPr>
-          <w:rFonts w:hint="eastAsia"/>
-        </w:rPr>
       </w:pPr>
       <w:r>
         <w:rPr>
@@ -16283,9 +14275,6 @@
       <w:pPr>
         <w:spacing w:after="100"/>
         <w:ind w:left="360" w:hanging="360"/>
-        <w:rPr>
-          <w:rFonts w:hint="eastAsia"/>
-        </w:rPr>
       </w:pPr>
       <w:r>
         <w:rPr>
@@ -16298,9 +14287,6 @@
       <w:pPr>
         <w:spacing w:after="100"/>
         <w:ind w:left="360" w:hanging="360"/>
-        <w:rPr>
-          <w:rFonts w:hint="eastAsia"/>
-        </w:rPr>
       </w:pPr>
       <w:r>
         <w:rPr>
@@ -16313,9 +14299,6 @@
       <w:pPr>
         <w:spacing w:after="100"/>
         <w:ind w:left="360" w:hanging="360"/>
-        <w:rPr>
-          <w:rFonts w:hint="eastAsia"/>
-        </w:rPr>
       </w:pPr>
       <w:r>
         <w:rPr>
@@ -16328,9 +14311,6 @@
       <w:pPr>
         <w:spacing w:after="100"/>
         <w:ind w:left="360" w:hanging="360"/>
-        <w:rPr>
-          <w:rFonts w:hint="eastAsia"/>
-        </w:rPr>
       </w:pPr>
       <w:r>
         <w:rPr>
@@ -16343,9 +14323,6 @@
       <w:pPr>
         <w:spacing w:after="100"/>
         <w:ind w:left="360" w:hanging="360"/>
-        <w:rPr>
-          <w:rFonts w:hint="eastAsia"/>
-        </w:rPr>
       </w:pPr>
       <w:r>
         <w:rPr>
@@ -16358,9 +14335,6 @@
       <w:pPr>
         <w:spacing w:after="100"/>
         <w:ind w:left="360" w:hanging="360"/>
-        <w:rPr>
-          <w:rFonts w:hint="eastAsia"/>
-        </w:rPr>
       </w:pPr>
       <w:r>
         <w:rPr>
@@ -16373,9 +14347,6 @@
       <w:pPr>
         <w:spacing w:after="100"/>
         <w:ind w:left="360" w:hanging="360"/>
-        <w:rPr>
-          <w:rFonts w:hint="eastAsia"/>
-        </w:rPr>
       </w:pPr>
       <w:r>
         <w:rPr>
@@ -16402,9 +14373,6 @@
     <w:p>
       <w:pPr>
         <w:spacing w:after="0" w:line="240" w:lineRule="auto"/>
-        <w:rPr>
-          <w:rFonts w:hint="eastAsia"/>
-        </w:rPr>
       </w:pPr>
       <w:r>
         <w:separator/>
@@ -16415,9 +14383,6 @@
     <w:p>
       <w:pPr>
         <w:spacing w:after="0" w:line="240" w:lineRule="auto"/>
-        <w:rPr>
-          <w:rFonts w:hint="eastAsia"/>
-        </w:rPr>
       </w:pPr>
       <w:r>
         <w:continuationSeparator/>
@@ -16433,9 +14398,6 @@
     <w:pPr>
       <w:pStyle w:val="Footer"/>
       <w:jc w:val="center"/>
-      <w:rPr>
-        <w:rFonts w:hint="eastAsia"/>
-      </w:rPr>
     </w:pPr>
     <w:r>
       <w:rPr>
@@ -16489,9 +14451,6 @@
     <w:p>
       <w:pPr>
         <w:spacing w:after="0" w:line="240" w:lineRule="auto"/>
-        <w:rPr>
-          <w:rFonts w:hint="eastAsia"/>
-        </w:rPr>
       </w:pPr>
       <w:r>
         <w:separator/>
@@ -16502,9 +14461,6 @@
     <w:p>
       <w:pPr>
         <w:spacing w:after="0" w:line="240" w:lineRule="auto"/>
-        <w:rPr>
-          <w:rFonts w:hint="eastAsia"/>
-        </w:rPr>
       </w:pPr>
       <w:r>
         <w:continuationSeparator/>
@@ -16520,9 +14476,6 @@
     <w:pPr>
       <w:pStyle w:val="Header"/>
       <w:jc w:val="right"/>
-      <w:rPr>
-        <w:rFonts w:hint="eastAsia"/>
-      </w:rPr>
     </w:pPr>
     <w:r>
       <w:rPr>
